--- a/fuentes/621602_CF04_DU.docx
+++ b/fuentes/621602_CF04_DU.docx
@@ -205,7 +205,7 @@
               </wp:anchor>
             </w:drawing>
           </mc:Choice>
-          <mc:Fallback xmlns:a="http://schemas.openxmlformats.org/drawingml/2006/main" xmlns:adec="http://schemas.microsoft.com/office/drawing/2017/decorative" xmlns:pic="http://schemas.openxmlformats.org/drawingml/2006/picture" xmlns:a14="http://schemas.microsoft.com/office/drawing/2010/main" xmlns:oel="http://schemas.microsoft.com/office/2019/extlst">
+          <mc:Fallback xmlns:oel="http://schemas.microsoft.com/office/2019/extlst" xmlns:a14="http://schemas.microsoft.com/office/drawing/2010/main" xmlns:pic="http://schemas.openxmlformats.org/drawingml/2006/picture" xmlns:adec="http://schemas.microsoft.com/office/drawing/2017/decorative" xmlns:a="http://schemas.openxmlformats.org/drawingml/2006/main">
             <w:pict>
               <v:rect id="Rectángulo 3" style="position:absolute;margin-left:-55.95pt;margin-top:26.4pt;width:613.85pt;height:164.25pt;z-index:-251655168;visibility:visible;mso-wrap-style:square;mso-height-percent:0;mso-wrap-distance-left:9pt;mso-wrap-distance-top:0;mso-wrap-distance-right:9pt;mso-wrap-distance-bottom:0;mso-position-horizontal:absolute;mso-position-horizontal-relative:text;mso-position-vertical:absolute;mso-position-vertical-relative:text;mso-height-percent:0;mso-height-relative:margin;v-text-anchor:middle" alt="&quot;&quot;" o:spid="_x0000_s1026" fillcolor="#00314d" stroked="f" strokeweight="1pt" w14:anchorId="4C256C62" o:gfxdata="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"/>
             </w:pict>
@@ -8885,7 +8885,7 @@
                 <w:rFonts w:ascii="Calibri" w:hAnsi="Calibri" w:cs="Calibri"/>
                 <w:sz w:val="24"/>
               </w:rPr>
-              <w:t>La reserva existía y era válida.</w:t>
+              <w:t>La reserva existía y era válida</w:t>
             </w:r>
           </w:p>
         </w:tc>
@@ -8907,7 +8907,7 @@
                 <w:rFonts w:ascii="Calibri" w:hAnsi="Calibri" w:cs="Calibri"/>
                 <w:sz w:val="24"/>
               </w:rPr>
-              <w:t>La reserva presenta errores o inconsistencias.</w:t>
+              <w:t>La reserva presenta errores o inconsistencias</w:t>
             </w:r>
           </w:p>
         </w:tc>
@@ -8931,7 +8931,7 @@
                 <w:rFonts w:ascii="Calibri" w:hAnsi="Calibri" w:cs="Calibri"/>
                 <w:sz w:val="24"/>
               </w:rPr>
-              <w:t>Puede generar penalidad.</w:t>
+              <w:t>Puede generar penalidad</w:t>
             </w:r>
           </w:p>
         </w:tc>
@@ -8953,7 +8953,7 @@
                 <w:rFonts w:ascii="Calibri" w:hAnsi="Calibri" w:cs="Calibri"/>
                 <w:sz w:val="24"/>
               </w:rPr>
-              <w:t>Generalmente no genera cobros.</w:t>
+              <w:t>Generalmente no genera cobros</w:t>
             </w:r>
           </w:p>
         </w:tc>
@@ -8980,7 +8980,7 @@
                 <w:rFonts w:ascii="Calibri" w:hAnsi="Calibri" w:cs="Calibri"/>
                 <w:sz w:val="24"/>
               </w:rPr>
-              <w:t>La solicita el cliente o el hotel.</w:t>
+              <w:t>La solicita el cliente o el hotel</w:t>
             </w:r>
           </w:p>
         </w:tc>
@@ -9002,7 +9002,7 @@
                 <w:rFonts w:ascii="Calibri" w:hAnsi="Calibri" w:cs="Calibri"/>
                 <w:sz w:val="24"/>
               </w:rPr>
-              <w:t>Normalmente es un ajuste administrativo.</w:t>
+              <w:t>Normalmente es un ajuste administrativo</w:t>
             </w:r>
           </w:p>
         </w:tc>
@@ -9026,7 +9026,7 @@
                 <w:rFonts w:ascii="Calibri" w:hAnsi="Calibri" w:cs="Calibri"/>
                 <w:sz w:val="24"/>
               </w:rPr>
-              <w:t>Afecta políticas de reserva.</w:t>
+              <w:t>Afecta políticas de reserva</w:t>
             </w:r>
           </w:p>
         </w:tc>
@@ -9048,7 +9048,7 @@
                 <w:rFonts w:ascii="Calibri" w:hAnsi="Calibri" w:cs="Calibri"/>
                 <w:sz w:val="24"/>
               </w:rPr>
-              <w:t>Corrige errores del sistema.</w:t>
+              <w:t>Corrige errores del sistema</w:t>
             </w:r>
           </w:p>
         </w:tc>
@@ -9438,7 +9438,7 @@
                 <w:rFonts w:ascii="Calibri" w:hAnsi="Calibri" w:cs="Calibri"/>
                 <w:sz w:val="24"/>
               </w:rPr>
-              <w:t>El cliente consulta disponibilidad.</w:t>
+              <w:t>El cliente consulta disponibilidad</w:t>
             </w:r>
           </w:p>
         </w:tc>
@@ -9484,7 +9484,7 @@
                 <w:rFonts w:ascii="Calibri" w:hAnsi="Calibri" w:cs="Calibri"/>
                 <w:sz w:val="24"/>
               </w:rPr>
-              <w:t>Se ingresan los datos en el sistema.</w:t>
+              <w:t>Se ingresan los datos en el sistema</w:t>
             </w:r>
           </w:p>
         </w:tc>
@@ -9533,7 +9533,7 @@
                 <w:rFonts w:ascii="Calibri" w:hAnsi="Calibri" w:cs="Calibri"/>
                 <w:sz w:val="24"/>
               </w:rPr>
-              <w:t>El hotel valida y confirma la reserva.</w:t>
+              <w:t>El hotel valida y confirma la reserva</w:t>
             </w:r>
           </w:p>
         </w:tc>
@@ -9580,13 +9580,6 @@
                 <w:sz w:val="24"/>
               </w:rPr>
               <w:t>Se gestionan cambios o requerimientos</w:t>
-            </w:r>
-            <w:r>
-              <w:rPr>
-                <w:rFonts w:ascii="Calibri" w:hAnsi="Calibri" w:cs="Calibri"/>
-                <w:sz w:val="24"/>
-              </w:rPr>
-              <w:t>.</w:t>
             </w:r>
           </w:p>
         </w:tc>
@@ -9650,7 +9643,7 @@
                 <w:rFonts w:ascii="Calibri" w:hAnsi="Calibri" w:cs="Calibri"/>
                 <w:sz w:val="24"/>
               </w:rPr>
-              <w:t xml:space="preserve"> o cancelación.</w:t>
+              <w:t xml:space="preserve"> o cancelación</w:t>
             </w:r>
           </w:p>
         </w:tc>
@@ -10282,7 +10275,7 @@
                 <w:rFonts w:ascii="Calibri" w:hAnsi="Calibri" w:cs="Calibri"/>
                 <w:sz w:val="24"/>
               </w:rPr>
-              <w:t>Respaldo electrónico de pago asociado a la reserva.</w:t>
+              <w:t>Respaldo electrónico de pago asociado a la reserva</w:t>
             </w:r>
           </w:p>
         </w:tc>
@@ -10363,13 +10356,6 @@
                 <w:sz w:val="24"/>
               </w:rPr>
               <w:t>Pago parcial o total realizado antes de la llegada del huésped</w:t>
-            </w:r>
-            <w:r>
-              <w:rPr>
-                <w:rFonts w:ascii="Calibri" w:hAnsi="Calibri" w:cs="Calibri"/>
-                <w:sz w:val="24"/>
-              </w:rPr>
-              <w:t>.</w:t>
             </w:r>
           </w:p>
         </w:tc>
@@ -10439,7 +10425,7 @@
                 <w:rFonts w:ascii="Calibri" w:hAnsi="Calibri" w:cs="Calibri"/>
                 <w:sz w:val="24"/>
               </w:rPr>
-              <w:t>Garantía mediante consignación o pago electrónico.</w:t>
+              <w:t>Garantía mediante consignación o pago electrónico</w:t>
             </w:r>
           </w:p>
         </w:tc>
@@ -10506,7 +10492,7 @@
                 <w:rFonts w:ascii="Calibri" w:hAnsi="Calibri" w:cs="Calibri"/>
                 <w:sz w:val="24"/>
               </w:rPr>
-              <w:t>Respaldo realizado por empresas, agencias o entidades aliadas.</w:t>
+              <w:t>Respaldo realizado por empresas, agencias o entidades aliadas</w:t>
             </w:r>
           </w:p>
         </w:tc>
@@ -10630,6 +10616,7 @@
     <w:p>
       <w:pPr>
         <w:ind w:firstLine="0"/>
+        <w:jc w:val="center"/>
         <w:rPr>
           <w:noProof/>
           <w:lang w:eastAsia="es-CO"/>
@@ -10642,10 +10629,10 @@
         </w:rPr>
         <w:lastRenderedPageBreak/>
         <w:drawing>
-          <wp:inline distT="0" distB="0" distL="0" distR="0" wp14:anchorId="729BD095" wp14:editId="13C681BA">
-            <wp:extent cx="6332220" cy="3356610"/>
+          <wp:inline distT="0" distB="0" distL="0" distR="0" wp14:anchorId="579EBBB5" wp14:editId="1F61A20C">
+            <wp:extent cx="6332220" cy="3296285"/>
             <wp:effectExtent l="0" t="0" r="0" b="0"/>
-            <wp:docPr id="1" name="Imagen 1" descr="El componente formativo Procedimientos de reservas constituye un eje fundamental en la formación del aprendiz del programa de operaciones de servicios de alojamiento, debido a que la gestión adecuada de las reservas influye directamente en la ocupación hotelera, la comercialización de habitaciones y la satisfacción del cliente. A través de este componente, el aprendiz fortalecerá conocimientos relacionados con los canales y tipos de reservas, los sistemas de codificación y las herramientas de control utilizadas en la administración eficiente de la información dentro del área de reservas.&#10; Asimismo, se favorecerá la apropiación de competencias técnicas para la aplicación de procedimientos de confirmación, modificación, cancelación y anulación de reservas, de acuerdo con las políticas y condiciones establecidas por el establecimiento de alojamiento. De igual manera, el aprendiz comprenderá la importancia de herramientas operativas como rooming list, waiting list, forecasting, overbooking y no show, fortaleciendo habilidades para la organización, control de la ocupación y prestación eficiente del servicio en el contexto técnico profesional del sector hotelero.&#10;"/>
+            <wp:docPr id="3" name="Gráfico 3" descr="El componente formativo Procedimientos de reservas constituye un eje fundamental en la formación del aprendiz del programa de operaciones de servicios de alojamiento, debido a que la gestión adecuada de las reservas influye directamente en la ocupación hotelera, la comercialización de habitaciones y la satisfacción del cliente. A través de este componente, el aprendiz fortalecerá conocimientos relacionados con los canales y tipos de reservas, los sistemas de codificación y las herramientas de control utilizadas en la administración eficiente de la información dentro del área de reservas.&#10; Asimismo, se favorecerá la apropiación de competencias técnicas para la aplicación de procedimientos de confirmación, modificación, cancelación y anulación de reservas, de acuerdo con las políticas y condiciones establecidas por el establecimiento de alojamiento. De igual manera, el aprendiz comprenderá la importancia de herramientas operativas como rooming list, waiting list, forecasting, overbooking y no show, fortaleciendo habilidades para la organización, control de la ocupación y prestación eficiente del servicio en el contexto técnico profesional del sector hotelero.&#10;"/>
             <wp:cNvGraphicFramePr>
               <a:graphicFrameLocks xmlns:a="http://schemas.openxmlformats.org/drawingml/2006/main" noChangeAspect="1"/>
             </wp:cNvGraphicFramePr>
@@ -10653,11 +10640,20 @@
               <a:graphicData uri="http://schemas.openxmlformats.org/drawingml/2006/picture">
                 <pic:pic xmlns:pic="http://schemas.openxmlformats.org/drawingml/2006/picture">
                   <pic:nvPicPr>
-                    <pic:cNvPr id="1" name="Imagen 1" descr="El componente formativo Procedimientos de reservas constituye un eje fundamental en la formación del aprendiz del programa de operaciones de servicios de alojamiento, debido a que la gestión adecuada de las reservas influye directamente en la ocupación hotelera, la comercialización de habitaciones y la satisfacción del cliente. A través de este componente, el aprendiz fortalecerá conocimientos relacionados con los canales y tipos de reservas, los sistemas de codificación y las herramientas de control utilizadas en la administración eficiente de la información dentro del área de reservas.&#10; Asimismo, se favorecerá la apropiación de competencias técnicas para la aplicación de procedimientos de confirmación, modificación, cancelación y anulación de reservas, de acuerdo con las políticas y condiciones establecidas por el establecimiento de alojamiento. De igual manera, el aprendiz comprenderá la importancia de herramientas operativas como rooming list, waiting list, forecasting, overbooking y no show, fortaleciendo habilidades para la organización, control de la ocupación y prestación eficiente del servicio en el contexto técnico profesional del sector hotelero.&#10;"/>
+                    <pic:cNvPr id="3" name="Gráfico 3" descr="El componente formativo Procedimientos de reservas constituye un eje fundamental en la formación del aprendiz del programa de operaciones de servicios de alojamiento, debido a que la gestión adecuada de las reservas influye directamente en la ocupación hotelera, la comercialización de habitaciones y la satisfacción del cliente. A través de este componente, el aprendiz fortalecerá conocimientos relacionados con los canales y tipos de reservas, los sistemas de codificación y las herramientas de control utilizadas en la administración eficiente de la información dentro del área de reservas.&#10; Asimismo, se favorecerá la apropiación de competencias técnicas para la aplicación de procedimientos de confirmación, modificación, cancelación y anulación de reservas, de acuerdo con las políticas y condiciones establecidas por el establecimiento de alojamiento. De igual manera, el aprendiz comprenderá la importancia de herramientas operativas como rooming list, waiting list, forecasting, overbooking y no show, fortaleciendo habilidades para la organización, control de la ocupación y prestación eficiente del servicio en el contexto técnico profesional del sector hotelero.&#10;"/>
                     <pic:cNvPicPr/>
                   </pic:nvPicPr>
                   <pic:blipFill>
-                    <a:blip r:embed="rId17"/>
+                    <a:blip r:embed="rId17">
+                      <a:extLst>
+                        <a:ext uri="{28A0092B-C50C-407E-A947-70E740481C1C}">
+                          <a14:useLocalDpi xmlns:a14="http://schemas.microsoft.com/office/drawing/2010/main" val="0"/>
+                        </a:ext>
+                        <a:ext uri="{96DAC541-7B7A-43D3-8B79-37D633B846F1}">
+                          <asvg:svgBlip xmlns:asvg="http://schemas.microsoft.com/office/drawing/2016/SVG/main" r:embed="rId18"/>
+                        </a:ext>
+                      </a:extLst>
+                    </a:blip>
                     <a:stretch>
                       <a:fillRect/>
                     </a:stretch>
@@ -10665,7 +10661,7 @@
                   <pic:spPr>
                     <a:xfrm>
                       <a:off x="0" y="0"/>
-                      <a:ext cx="6332220" cy="3356610"/>
+                      <a:ext cx="6332220" cy="3296285"/>
                     </a:xfrm>
                     <a:prstGeom prst="rect">
                       <a:avLst/>
@@ -10681,6 +10677,15 @@
     <w:p>
       <w:pPr>
         <w:ind w:firstLine="0"/>
+        <w:rPr>
+          <w:noProof/>
+          <w:lang w:eastAsia="es-CO"/>
+        </w:rPr>
+      </w:pPr>
+    </w:p>
+    <w:p>
+      <w:pPr>
+        <w:ind w:firstLine="0"/>
         <w:jc w:val="center"/>
         <w:rPr>
           <w:noProof/>
@@ -11289,7 +11294,7 @@
       <w:r>
         <w:t xml:space="preserve">Álvarez, E. A. (2021, enero 7). Recepción y reservas. Unidad de trabajo 6. [Web log post]. Emilio Alonso Álvarez - Blog Profesional. </w:t>
       </w:r>
-      <w:hyperlink r:id="rId18" w:history="1">
+      <w:hyperlink r:id="rId19" w:history="1">
         <w:r>
           <w:rPr>
             <w:rStyle w:val="Hipervnculo"/>
@@ -11326,7 +11331,7 @@
       <w:r>
         <w:t xml:space="preserve">. </w:t>
       </w:r>
-      <w:hyperlink r:id="rId19" w:history="1">
+      <w:hyperlink r:id="rId20" w:history="1">
         <w:r>
           <w:rPr>
             <w:rStyle w:val="Hipervnculo"/>
@@ -11404,7 +11409,7 @@
       <w:r>
         <w:t xml:space="preserve"> </w:t>
       </w:r>
-      <w:hyperlink r:id="rId20" w:history="1">
+      <w:hyperlink r:id="rId21" w:history="1">
         <w:r>
           <w:rPr>
             <w:rStyle w:val="Hipervnculo"/>
@@ -11422,7 +11427,7 @@
       <w:r>
         <w:t xml:space="preserve">. (2013) Código de aeropuertos de OACI. Wikipedia. </w:t>
       </w:r>
-      <w:hyperlink r:id="rId21" w:anchor="/media/Archivo:ICAO_FirstLetter.svg" w:history="1">
+      <w:hyperlink r:id="rId22" w:anchor="/media/Archivo:ICAO_FirstLetter.svg" w:history="1">
         <w:r>
           <w:rPr>
             <w:rStyle w:val="Hipervnculo"/>
@@ -11492,7 +11497,7 @@
       <w:r>
         <w:t xml:space="preserve"> 1). Glosario de términos hoteleros, turísticos y relacionados. Obtenido de Hosteltur: </w:t>
       </w:r>
-      <w:hyperlink r:id="rId22" w:history="1">
+      <w:hyperlink r:id="rId23" w:history="1">
         <w:r>
           <w:rPr>
             <w:rStyle w:val="Hipervnculo"/>
@@ -11551,7 +11556,7 @@
       <w:r>
         <w:t xml:space="preserve">. oracle.com </w:t>
       </w:r>
-      <w:hyperlink r:id="rId23" w:history="1">
+      <w:hyperlink r:id="rId24" w:history="1">
         <w:r>
           <w:rPr>
             <w:rStyle w:val="Hipervnculo"/>
@@ -11575,7 +11580,7 @@
       <w:r>
         <w:t xml:space="preserve">. (2015, diciembre 17). Códigos IATA. [Web log post]. Agencia de Viajes I. </w:t>
       </w:r>
-      <w:hyperlink r:id="rId24" w:history="1">
+      <w:hyperlink r:id="rId25" w:history="1">
         <w:r>
           <w:rPr>
             <w:rStyle w:val="Hipervnculo"/>
@@ -12609,8 +12614,8 @@
       </w:pPr>
     </w:p>
     <w:sectPr>
-      <w:headerReference w:type="default" r:id="rId25"/>
-      <w:footerReference w:type="default" r:id="rId26"/>
+      <w:headerReference w:type="default" r:id="rId26"/>
+      <w:footerReference w:type="default" r:id="rId27"/>
       <w:pgSz w:w="12240" w:h="15840"/>
       <w:pgMar w:top="1701" w:right="1134" w:bottom="1134" w:left="1134" w:header="709" w:footer="737" w:gutter="0"/>
       <w:pgNumType w:start="1"/>
@@ -18164,6 +18169,30 @@
 </file>
 
 <file path=customXml/item1.xml><?xml version="1.0" encoding="utf-8"?>
+<p:properties xmlns:p="http://schemas.microsoft.com/office/2006/metadata/properties" xmlns:xsi="http://www.w3.org/2001/XMLSchema-instance" xmlns:pc="http://schemas.microsoft.com/office/infopath/2007/PartnerControls">
+  <documentManagement>
+    <TaxCatchAll xmlns="13c90a0b-73bc-4dc0-be5f-28d77b615beb" xsi:nil="true"/>
+    <lcf76f155ced4ddcb4097134ff3c332f xmlns="13c93bba-48ce-428c-bfe5-88b42c19b028">
+      <Terms xmlns="http://schemas.microsoft.com/office/infopath/2007/PartnerControls"/>
+    </lcf76f155ced4ddcb4097134ff3c332f>
+  </documentManagement>
+</p:properties>
+</file>
+
+<file path=customXml/item2.xml><?xml version="1.0" encoding="utf-8"?>
+<?mso-contentType ?>
+<FormTemplates xmlns="http://schemas.microsoft.com/sharepoint/v3/contenttype/forms">
+  <Display>DocumentLibraryForm</Display>
+  <Edit>DocumentLibraryForm</Edit>
+  <New>DocumentLibraryForm</New>
+</FormTemplates>
+</file>
+
+<file path=customXml/item3.xml><?xml version="1.0" encoding="utf-8"?>
+<b:Sources xmlns:b="http://schemas.openxmlformats.org/officeDocument/2006/bibliography" xmlns="http://schemas.openxmlformats.org/officeDocument/2006/bibliography" SelectedStyle="\APASixthEditionOfficeOnline.xsl" StyleName="APA" Version="6"/>
+</file>
+
+<file path=customXml/item4.xml><?xml version="1.0" encoding="utf-8"?>
 <ct:contentTypeSchema xmlns:ct="http://schemas.microsoft.com/office/2006/metadata/contentType" xmlns:ma="http://schemas.microsoft.com/office/2006/metadata/properties/metaAttributes" ct:_="" ma:_="" ma:contentTypeName="Documento" ma:contentTypeID="0x0101006A81D6BD42E8DF4C91013959704817E1" ma:contentTypeVersion="15" ma:contentTypeDescription="Crear nuevo documento." ma:contentTypeScope="" ma:versionID="bf4f72ffd194f0963ff564daca6869f7">
   <xsd:schema xmlns:xsd="http://www.w3.org/2001/XMLSchema" xmlns:xs="http://www.w3.org/2001/XMLSchema" xmlns:p="http://schemas.microsoft.com/office/2006/metadata/properties" xmlns:ns2="13c90a0b-73bc-4dc0-be5f-28d77b615beb" xmlns:ns3="13c93bba-48ce-428c-bfe5-88b42c19b028" targetNamespace="http://schemas.microsoft.com/office/2006/metadata/properties" ma:root="true" ma:fieldsID="8718d6f4873a5b1392a45044efa78385" ns2:_="" ns3:_="">
     <xsd:import namespace="13c90a0b-73bc-4dc0-be5f-28d77b615beb"/>
@@ -18398,31 +18427,34 @@
 </ct:contentTypeSchema>
 </file>
 
-<file path=customXml/item2.xml><?xml version="1.0" encoding="utf-8"?>
-<b:Sources xmlns:b="http://schemas.openxmlformats.org/officeDocument/2006/bibliography" xmlns="http://schemas.openxmlformats.org/officeDocument/2006/bibliography" SelectedStyle="\APASixthEditionOfficeOnline.xsl" StyleName="APA" Version="6"/>
+<file path=customXml/itemProps1.xml><?xml version="1.0" encoding="utf-8"?>
+<ds:datastoreItem xmlns:ds="http://schemas.openxmlformats.org/officeDocument/2006/customXml" ds:itemID="{1279454D-02BE-4A9C-A117-DCD1573E2608}">
+  <ds:schemaRefs>
+    <ds:schemaRef ds:uri="http://schemas.microsoft.com/office/2006/metadata/properties"/>
+    <ds:schemaRef ds:uri="http://schemas.microsoft.com/office/infopath/2007/PartnerControls"/>
+    <ds:schemaRef ds:uri="13c90a0b-73bc-4dc0-be5f-28d77b615beb"/>
+    <ds:schemaRef ds:uri="13c93bba-48ce-428c-bfe5-88b42c19b028"/>
+  </ds:schemaRefs>
+</ds:datastoreItem>
 </file>
 
-<file path=customXml/item3.xml><?xml version="1.0" encoding="utf-8"?>
-<?mso-contentType ?>
-<FormTemplates xmlns="http://schemas.microsoft.com/sharepoint/v3/contenttype/forms">
-  <Display>DocumentLibraryForm</Display>
-  <Edit>DocumentLibraryForm</Edit>
-  <New>DocumentLibraryForm</New>
-</FormTemplates>
+<file path=customXml/itemProps2.xml><?xml version="1.0" encoding="utf-8"?>
+<ds:datastoreItem xmlns:ds="http://schemas.openxmlformats.org/officeDocument/2006/customXml" ds:itemID="{10663269-2064-4804-8290-36D4A57F5557}">
+  <ds:schemaRefs>
+    <ds:schemaRef ds:uri="http://schemas.microsoft.com/sharepoint/v3/contenttype/forms"/>
+  </ds:schemaRefs>
+</ds:datastoreItem>
 </file>
 
-<file path=customXml/item4.xml><?xml version="1.0" encoding="utf-8"?>
-<p:properties xmlns:p="http://schemas.microsoft.com/office/2006/metadata/properties" xmlns:xsi="http://www.w3.org/2001/XMLSchema-instance" xmlns:pc="http://schemas.microsoft.com/office/infopath/2007/PartnerControls">
-  <documentManagement>
-    <TaxCatchAll xmlns="13c90a0b-73bc-4dc0-be5f-28d77b615beb" xsi:nil="true"/>
-    <lcf76f155ced4ddcb4097134ff3c332f xmlns="13c93bba-48ce-428c-bfe5-88b42c19b028">
-      <Terms xmlns="http://schemas.microsoft.com/office/infopath/2007/PartnerControls"/>
-    </lcf76f155ced4ddcb4097134ff3c332f>
-  </documentManagement>
-</p:properties>
+<file path=customXml/itemProps3.xml><?xml version="1.0" encoding="utf-8"?>
+<ds:datastoreItem xmlns:ds="http://schemas.openxmlformats.org/officeDocument/2006/customXml" ds:itemID="{EAE431FD-7059-4C09-804B-C9D69EB7B213}">
+  <ds:schemaRefs>
+    <ds:schemaRef ds:uri="http://schemas.openxmlformats.org/officeDocument/2006/bibliography"/>
+  </ds:schemaRefs>
+</ds:datastoreItem>
 </file>
 
-<file path=customXml/itemProps1.xml><?xml version="1.0" encoding="utf-8"?>
+<file path=customXml/itemProps4.xml><?xml version="1.0" encoding="utf-8"?>
 <ds:datastoreItem xmlns:ds="http://schemas.openxmlformats.org/officeDocument/2006/customXml" ds:itemID="{59065960-E0CA-4804-83B5-320CBCDCC160}">
   <ds:schemaRefs>
     <ds:schemaRef ds:uri="http://schemas.microsoft.com/office/2006/metadata/contentType"/>
@@ -18439,31 +18471,4 @@
     <ds:schemaRef ds:uri="http://schemas.microsoft.com/internal/obd"/>
   </ds:schemaRefs>
 </ds:datastoreItem>
-</file>
-
-<file path=customXml/itemProps2.xml><?xml version="1.0" encoding="utf-8"?>
-<ds:datastoreItem xmlns:ds="http://schemas.openxmlformats.org/officeDocument/2006/customXml" ds:itemID="{EAE431FD-7059-4C09-804B-C9D69EB7B213}">
-  <ds:schemaRefs>
-    <ds:schemaRef ds:uri="http://schemas.openxmlformats.org/officeDocument/2006/bibliography"/>
-  </ds:schemaRefs>
-</ds:datastoreItem>
-</file>
-
-<file path=customXml/itemProps3.xml><?xml version="1.0" encoding="utf-8"?>
-<ds:datastoreItem xmlns:ds="http://schemas.openxmlformats.org/officeDocument/2006/customXml" ds:itemID="{10663269-2064-4804-8290-36D4A57F5557}">
-  <ds:schemaRefs>
-    <ds:schemaRef ds:uri="http://schemas.microsoft.com/sharepoint/v3/contenttype/forms"/>
-  </ds:schemaRefs>
-</ds:datastoreItem>
-</file>
-
-<file path=customXml/itemProps4.xml><?xml version="1.0" encoding="utf-8"?>
-<ds:datastoreItem xmlns:ds="http://schemas.openxmlformats.org/officeDocument/2006/customXml" ds:itemID="{1279454D-02BE-4A9C-A117-DCD1573E2608}">
-  <ds:schemaRefs>
-    <ds:schemaRef ds:uri="http://schemas.microsoft.com/office/2006/metadata/properties"/>
-    <ds:schemaRef ds:uri="http://schemas.microsoft.com/office/infopath/2007/PartnerControls"/>
-    <ds:schemaRef ds:uri="13c90a0b-73bc-4dc0-be5f-28d77b615beb"/>
-    <ds:schemaRef ds:uri="13c93bba-48ce-428c-bfe5-88b42c19b028"/>
-  </ds:schemaRefs>
-</ds:datastoreItem>
 </file>
--- a/fuentes/621602_CF04_DU.docx
+++ b/fuentes/621602_CF04_DU.docx
@@ -205,7 +205,7 @@
               </wp:anchor>
             </w:drawing>
           </mc:Choice>
-          <mc:Fallback xmlns:oel="http://schemas.microsoft.com/office/2019/extlst" xmlns:a14="http://schemas.microsoft.com/office/drawing/2010/main" xmlns:pic="http://schemas.openxmlformats.org/drawingml/2006/picture" xmlns:adec="http://schemas.microsoft.com/office/drawing/2017/decorative" xmlns:a="http://schemas.openxmlformats.org/drawingml/2006/main">
+          <mc:Fallback xmlns:a="http://schemas.openxmlformats.org/drawingml/2006/main" xmlns:adec="http://schemas.microsoft.com/office/drawing/2017/decorative" xmlns:pic="http://schemas.openxmlformats.org/drawingml/2006/picture" xmlns:a14="http://schemas.microsoft.com/office/drawing/2010/main" xmlns:w16sdtfl="http://schemas.microsoft.com/office/word/2024/wordml/sdtformatlock" xmlns:w16du="http://schemas.microsoft.com/office/word/2023/wordml/word16du" xmlns:w16cei="http://schemas.microsoft.com/office/word/2026/wordml/cei" xmlns:oel="http://schemas.microsoft.com/office/2019/extlst">
             <w:pict>
               <v:rect id="Rectángulo 3" style="position:absolute;margin-left:-55.95pt;margin-top:26.4pt;width:613.85pt;height:164.25pt;z-index:-251655168;visibility:visible;mso-wrap-style:square;mso-height-percent:0;mso-wrap-distance-left:9pt;mso-wrap-distance-top:0;mso-wrap-distance-right:9pt;mso-wrap-distance-bottom:0;mso-position-horizontal:absolute;mso-position-horizontal-relative:text;mso-position-vertical:absolute;mso-position-vertical-relative:text;mso-height-percent:0;mso-height-relative:margin;v-text-anchor:middle" alt="&quot;&quot;" o:spid="_x0000_s1026" fillcolor="#00314d" stroked="f" strokeweight="1pt" w14:anchorId="4C256C62" o:gfxdata="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"/>
             </w:pict>
@@ -567,7 +567,7 @@
           <w:r>
             <w:fldChar w:fldCharType="separate"/>
           </w:r>
-          <w:hyperlink w:anchor="_Toc235520199" w:history="1">
+          <w:hyperlink w:anchor="_Toc237428245" w:history="1">
             <w:r>
               <w:rPr>
                 <w:rStyle w:val="Hipervnculo"/>
@@ -594,7 +594,7 @@
                 <w:noProof/>
                 <w:webHidden/>
               </w:rPr>
-              <w:instrText xml:space="preserve"> PAGEREF _Toc235520199 \h </w:instrText>
+              <w:instrText xml:space="preserve"> PAGEREF _Toc237428245 \h </w:instrText>
             </w:r>
             <w:r>
               <w:rPr>
@@ -640,7 +640,7 @@
               <w14:ligatures w14:val="none"/>
             </w:rPr>
           </w:pPr>
-          <w:hyperlink w:anchor="_Toc235520200" w:history="1">
+          <w:hyperlink w:anchor="_Toc237428246" w:history="1">
             <w:r>
               <w:rPr>
                 <w:rStyle w:val="Hipervnculo"/>
@@ -667,7 +667,7 @@
                 <w:noProof/>
                 <w:webHidden/>
               </w:rPr>
-              <w:instrText xml:space="preserve"> PAGEREF _Toc235520200 \h </w:instrText>
+              <w:instrText xml:space="preserve"> PAGEREF _Toc237428246 \h </w:instrText>
             </w:r>
             <w:r>
               <w:rPr>
@@ -713,7 +713,7 @@
               <w14:ligatures w14:val="none"/>
             </w:rPr>
           </w:pPr>
-          <w:hyperlink w:anchor="_Toc235520201" w:history="1">
+          <w:hyperlink w:anchor="_Toc237428247" w:history="1">
             <w:r>
               <w:rPr>
                 <w:rStyle w:val="Hipervnculo"/>
@@ -740,7 +740,7 @@
                 <w:noProof/>
                 <w:webHidden/>
               </w:rPr>
-              <w:instrText xml:space="preserve"> PAGEREF _Toc235520201 \h </w:instrText>
+              <w:instrText xml:space="preserve"> PAGEREF _Toc237428247 \h </w:instrText>
             </w:r>
             <w:r>
               <w:rPr>
@@ -786,7 +786,7 @@
               <w14:ligatures w14:val="none"/>
             </w:rPr>
           </w:pPr>
-          <w:hyperlink w:anchor="_Toc235520202" w:history="1">
+          <w:hyperlink w:anchor="_Toc237428248" w:history="1">
             <w:r>
               <w:rPr>
                 <w:rStyle w:val="Hipervnculo"/>
@@ -813,7 +813,7 @@
                 <w:noProof/>
                 <w:webHidden/>
               </w:rPr>
-              <w:instrText xml:space="preserve"> PAGEREF _Toc235520202 \h </w:instrText>
+              <w:instrText xml:space="preserve"> PAGEREF _Toc237428248 \h </w:instrText>
             </w:r>
             <w:r>
               <w:rPr>
@@ -859,7 +859,7 @@
               <w14:ligatures w14:val="none"/>
             </w:rPr>
           </w:pPr>
-          <w:hyperlink w:anchor="_Toc235520203" w:history="1">
+          <w:hyperlink w:anchor="_Toc237428249" w:history="1">
             <w:r>
               <w:rPr>
                 <w:rStyle w:val="Hipervnculo"/>
@@ -886,7 +886,7 @@
                 <w:noProof/>
                 <w:webHidden/>
               </w:rPr>
-              <w:instrText xml:space="preserve"> PAGEREF _Toc235520203 \h </w:instrText>
+              <w:instrText xml:space="preserve"> PAGEREF _Toc237428249 \h </w:instrText>
             </w:r>
             <w:r>
               <w:rPr>
@@ -932,7 +932,7 @@
               <w14:ligatures w14:val="none"/>
             </w:rPr>
           </w:pPr>
-          <w:hyperlink w:anchor="_Toc235520204" w:history="1">
+          <w:hyperlink w:anchor="_Toc237428250" w:history="1">
             <w:r>
               <w:rPr>
                 <w:rStyle w:val="Hipervnculo"/>
@@ -959,7 +959,7 @@
                 <w:noProof/>
                 <w:webHidden/>
               </w:rPr>
-              <w:instrText xml:space="preserve"> PAGEREF _Toc235520204 \h </w:instrText>
+              <w:instrText xml:space="preserve"> PAGEREF _Toc237428250 \h </w:instrText>
             </w:r>
             <w:r>
               <w:rPr>
@@ -1005,7 +1005,7 @@
               <w14:ligatures w14:val="none"/>
             </w:rPr>
           </w:pPr>
-          <w:hyperlink w:anchor="_Toc235520205" w:history="1">
+          <w:hyperlink w:anchor="_Toc237428251" w:history="1">
             <w:r>
               <w:rPr>
                 <w:rStyle w:val="Hipervnculo"/>
@@ -1032,7 +1032,7 @@
                 <w:noProof/>
                 <w:webHidden/>
               </w:rPr>
-              <w:instrText xml:space="preserve"> PAGEREF _Toc235520205 \h </w:instrText>
+              <w:instrText xml:space="preserve"> PAGEREF _Toc237428251 \h </w:instrText>
             </w:r>
             <w:r>
               <w:rPr>
@@ -1078,7 +1078,7 @@
               <w14:ligatures w14:val="none"/>
             </w:rPr>
           </w:pPr>
-          <w:hyperlink w:anchor="_Toc235520206" w:history="1">
+          <w:hyperlink w:anchor="_Toc237428252" w:history="1">
             <w:r>
               <w:rPr>
                 <w:rStyle w:val="Hipervnculo"/>
@@ -1105,7 +1105,7 @@
                 <w:noProof/>
                 <w:webHidden/>
               </w:rPr>
-              <w:instrText xml:space="preserve"> PAGEREF _Toc235520206 \h </w:instrText>
+              <w:instrText xml:space="preserve"> PAGEREF _Toc237428252 \h </w:instrText>
             </w:r>
             <w:r>
               <w:rPr>
@@ -1151,7 +1151,7 @@
               <w14:ligatures w14:val="none"/>
             </w:rPr>
           </w:pPr>
-          <w:hyperlink w:anchor="_Toc235520207" w:history="1">
+          <w:hyperlink w:anchor="_Toc237428253" w:history="1">
             <w:r>
               <w:rPr>
                 <w:rStyle w:val="Hipervnculo"/>
@@ -1159,7 +1159,13 @@
                 <w:spacing w:val="20"/>
                 <w:lang w:val="en-US"/>
               </w:rPr>
-              <w:t>2.1. Rooming list</w:t>
+              <w:t xml:space="preserve">2.1. </w:t>
+            </w:r>
+            <w:r>
+              <w:rPr>
+                <w:rStyle w:val="Extranjerismo"/>
+              </w:rPr>
+              <w:t>Rooming list</w:t>
             </w:r>
             <w:r>
               <w:rPr>
@@ -1180,7 +1186,7 @@
                 <w:noProof/>
                 <w:webHidden/>
               </w:rPr>
-              <w:instrText xml:space="preserve"> PAGEREF _Toc235520207 \h </w:instrText>
+              <w:instrText xml:space="preserve"> PAGEREF _Toc237428253 \h </w:instrText>
             </w:r>
             <w:r>
               <w:rPr>
@@ -1226,7 +1232,7 @@
               <w14:ligatures w14:val="none"/>
             </w:rPr>
           </w:pPr>
-          <w:hyperlink w:anchor="_Toc235520208" w:history="1">
+          <w:hyperlink w:anchor="_Toc237428254" w:history="1">
             <w:r>
               <w:rPr>
                 <w:rStyle w:val="Hipervnculo"/>
@@ -1234,7 +1240,13 @@
                 <w:spacing w:val="20"/>
                 <w:lang w:val="en-US"/>
               </w:rPr>
-              <w:t>2.2. Waiting list</w:t>
+              <w:t xml:space="preserve">2.2. </w:t>
+            </w:r>
+            <w:r>
+              <w:rPr>
+                <w:rStyle w:val="Extranjerismo"/>
+              </w:rPr>
+              <w:t>Waiting list</w:t>
             </w:r>
             <w:r>
               <w:rPr>
@@ -1255,7 +1267,7 @@
                 <w:noProof/>
                 <w:webHidden/>
               </w:rPr>
-              <w:instrText xml:space="preserve"> PAGEREF _Toc235520208 \h </w:instrText>
+              <w:instrText xml:space="preserve"> PAGEREF _Toc237428254 \h </w:instrText>
             </w:r>
             <w:r>
               <w:rPr>
@@ -1301,7 +1313,7 @@
               <w14:ligatures w14:val="none"/>
             </w:rPr>
           </w:pPr>
-          <w:hyperlink w:anchor="_Toc235520209" w:history="1">
+          <w:hyperlink w:anchor="_Toc237428255" w:history="1">
             <w:r>
               <w:rPr>
                 <w:rStyle w:val="Hipervnculo"/>
@@ -1316,7 +1328,13 @@
                 <w:spacing w:val="20"/>
                 <w:lang w:val="en-US"/>
               </w:rPr>
-              <w:t xml:space="preserve"> Forecasting</w:t>
+              <w:t xml:space="preserve"> </w:t>
+            </w:r>
+            <w:r>
+              <w:rPr>
+                <w:rStyle w:val="Extranjerismo"/>
+              </w:rPr>
+              <w:t>Forecasting</w:t>
             </w:r>
             <w:r>
               <w:rPr>
@@ -1344,7 +1362,7 @@
                 <w:noProof/>
                 <w:webHidden/>
               </w:rPr>
-              <w:instrText xml:space="preserve"> PAGEREF _Toc235520209 \h </w:instrText>
+              <w:instrText xml:space="preserve"> PAGEREF _Toc237428255 \h </w:instrText>
             </w:r>
             <w:r>
               <w:rPr>
@@ -1364,7 +1382,7 @@
                 <w:noProof/>
                 <w:webHidden/>
               </w:rPr>
-              <w:t>24</w:t>
+              <w:t>23</w:t>
             </w:r>
             <w:r>
               <w:rPr>
@@ -1390,7 +1408,7 @@
               <w14:ligatures w14:val="none"/>
             </w:rPr>
           </w:pPr>
-          <w:hyperlink w:anchor="_Toc235520210" w:history="1">
+          <w:hyperlink w:anchor="_Toc237428256" w:history="1">
             <w:r>
               <w:rPr>
                 <w:rStyle w:val="Hipervnculo"/>
@@ -1405,7 +1423,13 @@
                 <w:spacing w:val="20"/>
                 <w:lang w:val="en-US"/>
               </w:rPr>
-              <w:t xml:space="preserve"> Overbooking</w:t>
+              <w:t xml:space="preserve"> </w:t>
+            </w:r>
+            <w:r>
+              <w:rPr>
+                <w:rStyle w:val="Extranjerismo"/>
+              </w:rPr>
+              <w:t>Overbooking</w:t>
             </w:r>
             <w:r>
               <w:rPr>
@@ -1426,7 +1450,7 @@
                 <w:noProof/>
                 <w:webHidden/>
               </w:rPr>
-              <w:instrText xml:space="preserve"> PAGEREF _Toc235520210 \h </w:instrText>
+              <w:instrText xml:space="preserve"> PAGEREF _Toc237428256 \h </w:instrText>
             </w:r>
             <w:r>
               <w:rPr>
@@ -1446,7 +1470,7 @@
                 <w:noProof/>
                 <w:webHidden/>
               </w:rPr>
-              <w:t>26</w:t>
+              <w:t>25</w:t>
             </w:r>
             <w:r>
               <w:rPr>
@@ -1472,7 +1496,7 @@
               <w14:ligatures w14:val="none"/>
             </w:rPr>
           </w:pPr>
-          <w:hyperlink w:anchor="_Toc235520211" w:history="1">
+          <w:hyperlink w:anchor="_Toc237428257" w:history="1">
             <w:r>
               <w:rPr>
                 <w:rStyle w:val="Hipervnculo"/>
@@ -1480,7 +1504,13 @@
                 <w:spacing w:val="20"/>
                 <w:lang w:val="en-US"/>
               </w:rPr>
-              <w:t>2.5. No show</w:t>
+              <w:t xml:space="preserve">2.5. </w:t>
+            </w:r>
+            <w:r>
+              <w:rPr>
+                <w:rStyle w:val="Extranjerismo"/>
+              </w:rPr>
+              <w:t>No show</w:t>
             </w:r>
             <w:r>
               <w:rPr>
@@ -1501,7 +1531,7 @@
                 <w:noProof/>
                 <w:webHidden/>
               </w:rPr>
-              <w:instrText xml:space="preserve"> PAGEREF _Toc235520211 \h </w:instrText>
+              <w:instrText xml:space="preserve"> PAGEREF _Toc237428257 \h </w:instrText>
             </w:r>
             <w:r>
               <w:rPr>
@@ -1521,7 +1551,7 @@
                 <w:noProof/>
                 <w:webHidden/>
               </w:rPr>
-              <w:t>28</w:t>
+              <w:t>27</w:t>
             </w:r>
             <w:r>
               <w:rPr>
@@ -1547,7 +1577,7 @@
               <w14:ligatures w14:val="none"/>
             </w:rPr>
           </w:pPr>
-          <w:hyperlink w:anchor="_Toc235520212" w:history="1">
+          <w:hyperlink w:anchor="_Toc237428258" w:history="1">
             <w:r>
               <w:rPr>
                 <w:rStyle w:val="Hipervnculo"/>
@@ -1574,7 +1604,7 @@
                 <w:noProof/>
                 <w:webHidden/>
               </w:rPr>
-              <w:instrText xml:space="preserve"> PAGEREF _Toc235520212 \h </w:instrText>
+              <w:instrText xml:space="preserve"> PAGEREF _Toc237428258 \h </w:instrText>
             </w:r>
             <w:r>
               <w:rPr>
@@ -1620,7 +1650,7 @@
               <w14:ligatures w14:val="none"/>
             </w:rPr>
           </w:pPr>
-          <w:hyperlink w:anchor="_Toc235520213" w:history="1">
+          <w:hyperlink w:anchor="_Toc237428259" w:history="1">
             <w:r>
               <w:rPr>
                 <w:rStyle w:val="Hipervnculo"/>
@@ -1647,7 +1677,7 @@
                 <w:noProof/>
                 <w:webHidden/>
               </w:rPr>
-              <w:instrText xml:space="preserve"> PAGEREF _Toc235520213 \h </w:instrText>
+              <w:instrText xml:space="preserve"> PAGEREF _Toc237428259 \h </w:instrText>
             </w:r>
             <w:r>
               <w:rPr>
@@ -1693,7 +1723,7 @@
               <w14:ligatures w14:val="none"/>
             </w:rPr>
           </w:pPr>
-          <w:hyperlink w:anchor="_Toc235520214" w:history="1">
+          <w:hyperlink w:anchor="_Toc237428260" w:history="1">
             <w:r>
               <w:rPr>
                 <w:rStyle w:val="Hipervnculo"/>
@@ -1720,7 +1750,7 @@
                 <w:noProof/>
                 <w:webHidden/>
               </w:rPr>
-              <w:instrText xml:space="preserve"> PAGEREF _Toc235520214 \h </w:instrText>
+              <w:instrText xml:space="preserve"> PAGEREF _Toc237428260 \h </w:instrText>
             </w:r>
             <w:r>
               <w:rPr>
@@ -1766,7 +1796,7 @@
               <w14:ligatures w14:val="none"/>
             </w:rPr>
           </w:pPr>
-          <w:hyperlink w:anchor="_Toc235520215" w:history="1">
+          <w:hyperlink w:anchor="_Toc237428261" w:history="1">
             <w:r>
               <w:rPr>
                 <w:rStyle w:val="Hipervnculo"/>
@@ -1793,7 +1823,7 @@
                 <w:noProof/>
                 <w:webHidden/>
               </w:rPr>
-              <w:instrText xml:space="preserve"> PAGEREF _Toc235520215 \h </w:instrText>
+              <w:instrText xml:space="preserve"> PAGEREF _Toc237428261 \h </w:instrText>
             </w:r>
             <w:r>
               <w:rPr>
@@ -1839,7 +1869,7 @@
               <w14:ligatures w14:val="none"/>
             </w:rPr>
           </w:pPr>
-          <w:hyperlink w:anchor="_Toc235520216" w:history="1">
+          <w:hyperlink w:anchor="_Toc237428262" w:history="1">
             <w:r>
               <w:rPr>
                 <w:rStyle w:val="Hipervnculo"/>
@@ -1866,7 +1896,7 @@
                 <w:noProof/>
                 <w:webHidden/>
               </w:rPr>
-              <w:instrText xml:space="preserve"> PAGEREF _Toc235520216 \h </w:instrText>
+              <w:instrText xml:space="preserve"> PAGEREF _Toc237428262 \h </w:instrText>
             </w:r>
             <w:r>
               <w:rPr>
@@ -1886,7 +1916,7 @@
                 <w:noProof/>
                 <w:webHidden/>
               </w:rPr>
-              <w:t>34</w:t>
+              <w:t>33</w:t>
             </w:r>
             <w:r>
               <w:rPr>
@@ -1912,7 +1942,7 @@
               <w14:ligatures w14:val="none"/>
             </w:rPr>
           </w:pPr>
-          <w:hyperlink w:anchor="_Toc235520217" w:history="1">
+          <w:hyperlink w:anchor="_Toc237428263" w:history="1">
             <w:r>
               <w:rPr>
                 <w:rStyle w:val="Hipervnculo"/>
@@ -1939,7 +1969,7 @@
                 <w:noProof/>
                 <w:webHidden/>
               </w:rPr>
-              <w:instrText xml:space="preserve"> PAGEREF _Toc235520217 \h </w:instrText>
+              <w:instrText xml:space="preserve"> PAGEREF _Toc237428263 \h </w:instrText>
             </w:r>
             <w:r>
               <w:rPr>
@@ -1985,7 +2015,7 @@
               <w14:ligatures w14:val="none"/>
             </w:rPr>
           </w:pPr>
-          <w:hyperlink w:anchor="_Toc235520218" w:history="1">
+          <w:hyperlink w:anchor="_Toc237428264" w:history="1">
             <w:r>
               <w:rPr>
                 <w:rStyle w:val="Hipervnculo"/>
@@ -2012,7 +2042,7 @@
                 <w:noProof/>
                 <w:webHidden/>
               </w:rPr>
-              <w:instrText xml:space="preserve"> PAGEREF _Toc235520218 \h </w:instrText>
+              <w:instrText xml:space="preserve"> PAGEREF _Toc237428264 \h </w:instrText>
             </w:r>
             <w:r>
               <w:rPr>
@@ -2058,7 +2088,7 @@
               <w14:ligatures w14:val="none"/>
             </w:rPr>
           </w:pPr>
-          <w:hyperlink w:anchor="_Toc235520219" w:history="1">
+          <w:hyperlink w:anchor="_Toc237428265" w:history="1">
             <w:r>
               <w:rPr>
                 <w:rStyle w:val="Hipervnculo"/>
@@ -2085,7 +2115,7 @@
                 <w:noProof/>
                 <w:webHidden/>
               </w:rPr>
-              <w:instrText xml:space="preserve"> PAGEREF _Toc235520219 \h </w:instrText>
+              <w:instrText xml:space="preserve"> PAGEREF _Toc237428265 \h </w:instrText>
             </w:r>
             <w:r>
               <w:rPr>
@@ -2131,7 +2161,7 @@
               <w14:ligatures w14:val="none"/>
             </w:rPr>
           </w:pPr>
-          <w:hyperlink w:anchor="_Toc235520220" w:history="1">
+          <w:hyperlink w:anchor="_Toc237428266" w:history="1">
             <w:r>
               <w:rPr>
                 <w:rStyle w:val="Hipervnculo"/>
@@ -2158,7 +2188,7 @@
                 <w:noProof/>
                 <w:webHidden/>
               </w:rPr>
-              <w:instrText xml:space="preserve"> PAGEREF _Toc235520220 \h </w:instrText>
+              <w:instrText xml:space="preserve"> PAGEREF _Toc237428266 \h </w:instrText>
             </w:r>
             <w:r>
               <w:rPr>
@@ -2204,7 +2234,7 @@
               <w14:ligatures w14:val="none"/>
             </w:rPr>
           </w:pPr>
-          <w:hyperlink w:anchor="_Toc235520221" w:history="1">
+          <w:hyperlink w:anchor="_Toc237428267" w:history="1">
             <w:r>
               <w:rPr>
                 <w:rStyle w:val="Hipervnculo"/>
@@ -2231,7 +2261,7 @@
                 <w:noProof/>
                 <w:webHidden/>
               </w:rPr>
-              <w:instrText xml:space="preserve"> PAGEREF _Toc235520221 \h </w:instrText>
+              <w:instrText xml:space="preserve"> PAGEREF _Toc237428267 \h </w:instrText>
             </w:r>
             <w:r>
               <w:rPr>
@@ -2277,7 +2307,7 @@
               <w14:ligatures w14:val="none"/>
             </w:rPr>
           </w:pPr>
-          <w:hyperlink w:anchor="_Toc235520222" w:history="1">
+          <w:hyperlink w:anchor="_Toc237428268" w:history="1">
             <w:r>
               <w:rPr>
                 <w:rStyle w:val="Hipervnculo"/>
@@ -2304,7 +2334,7 @@
                 <w:noProof/>
                 <w:webHidden/>
               </w:rPr>
-              <w:instrText xml:space="preserve"> PAGEREF _Toc235520222 \h </w:instrText>
+              <w:instrText xml:space="preserve"> PAGEREF _Toc237428268 \h </w:instrText>
             </w:r>
             <w:r>
               <w:rPr>
@@ -2350,7 +2380,7 @@
               <w14:ligatures w14:val="none"/>
             </w:rPr>
           </w:pPr>
-          <w:hyperlink w:anchor="_Toc235520223" w:history="1">
+          <w:hyperlink w:anchor="_Toc237428269" w:history="1">
             <w:r>
               <w:rPr>
                 <w:rStyle w:val="Hipervnculo"/>
@@ -2377,7 +2407,7 @@
                 <w:noProof/>
                 <w:webHidden/>
               </w:rPr>
-              <w:instrText xml:space="preserve"> PAGEREF _Toc235520223 \h </w:instrText>
+              <w:instrText xml:space="preserve"> PAGEREF _Toc237428269 \h </w:instrText>
             </w:r>
             <w:r>
               <w:rPr>
@@ -2423,7 +2453,7 @@
               <w14:ligatures w14:val="none"/>
             </w:rPr>
           </w:pPr>
-          <w:hyperlink w:anchor="_Toc235520224" w:history="1">
+          <w:hyperlink w:anchor="_Toc237428270" w:history="1">
             <w:r>
               <w:rPr>
                 <w:rStyle w:val="Hipervnculo"/>
@@ -2450,7 +2480,7 @@
                 <w:noProof/>
                 <w:webHidden/>
               </w:rPr>
-              <w:instrText xml:space="preserve"> PAGEREF _Toc235520224 \h </w:instrText>
+              <w:instrText xml:space="preserve"> PAGEREF _Toc237428270 \h </w:instrText>
             </w:r>
             <w:r>
               <w:rPr>
@@ -2496,7 +2526,7 @@
               <w14:ligatures w14:val="none"/>
             </w:rPr>
           </w:pPr>
-          <w:hyperlink w:anchor="_Toc235520225" w:history="1">
+          <w:hyperlink w:anchor="_Toc237428271" w:history="1">
             <w:r>
               <w:rPr>
                 <w:rStyle w:val="Hipervnculo"/>
@@ -2523,7 +2553,7 @@
                 <w:noProof/>
                 <w:webHidden/>
               </w:rPr>
-              <w:instrText xml:space="preserve"> PAGEREF _Toc235520225 \h </w:instrText>
+              <w:instrText xml:space="preserve"> PAGEREF _Toc237428271 \h </w:instrText>
             </w:r>
             <w:r>
               <w:rPr>
@@ -2571,7 +2601,7 @@
       <w:pPr>
         <w:pStyle w:val="Titulosgenerales"/>
       </w:pPr>
-      <w:bookmarkStart w:id="0" w:name="_Toc235520199"/>
+      <w:bookmarkStart w:id="0" w:name="_Toc237428245"/>
       <w:r>
         <w:lastRenderedPageBreak/>
         <w:t>Introducción</w:t>
@@ -2582,11 +2612,85 @@
       <w:r>
         <w:t xml:space="preserve">El componente formativo Procedimientos de reservas es fundamental en la operación de los establecimientos de alojamiento, ya que una adecuada gestión de las reservas influye en la ocupación, la comercialización de habitaciones y la satisfacción del cliente. En este componente se estudian los diferentes canales y tipos de reservas, así como herramientas operativas como </w:t>
       </w:r>
+      <w:proofErr w:type="spellStart"/>
       <w:r>
         <w:rPr>
           <w:rStyle w:val="Extranjerismo"/>
-        </w:rPr>
-        <w:t>rooming list, waiting list, forecasting, overbooking</w:t>
+          <w:lang w:val="es-CO"/>
+        </w:rPr>
+        <w:t>rooming</w:t>
+      </w:r>
+      <w:proofErr w:type="spellEnd"/>
+      <w:r>
+        <w:rPr>
+          <w:rStyle w:val="Extranjerismo"/>
+          <w:lang w:val="es-CO"/>
+        </w:rPr>
+        <w:t xml:space="preserve"> </w:t>
+      </w:r>
+      <w:proofErr w:type="spellStart"/>
+      <w:r>
+        <w:rPr>
+          <w:rStyle w:val="Extranjerismo"/>
+          <w:lang w:val="es-CO"/>
+        </w:rPr>
+        <w:t>list</w:t>
+      </w:r>
+      <w:proofErr w:type="spellEnd"/>
+      <w:r>
+        <w:rPr>
+          <w:rStyle w:val="Extranjerismo"/>
+          <w:lang w:val="es-CO"/>
+        </w:rPr>
+        <w:t xml:space="preserve">, </w:t>
+      </w:r>
+      <w:proofErr w:type="spellStart"/>
+      <w:r>
+        <w:rPr>
+          <w:rStyle w:val="Extranjerismo"/>
+          <w:lang w:val="es-CO"/>
+        </w:rPr>
+        <w:t>waiting</w:t>
+      </w:r>
+      <w:proofErr w:type="spellEnd"/>
+      <w:r>
+        <w:rPr>
+          <w:rStyle w:val="Extranjerismo"/>
+          <w:lang w:val="es-CO"/>
+        </w:rPr>
+        <w:t xml:space="preserve"> </w:t>
+      </w:r>
+      <w:proofErr w:type="spellStart"/>
+      <w:r>
+        <w:rPr>
+          <w:rStyle w:val="Extranjerismo"/>
+          <w:lang w:val="es-CO"/>
+        </w:rPr>
+        <w:t>list</w:t>
+      </w:r>
+      <w:proofErr w:type="spellEnd"/>
+      <w:r>
+        <w:rPr>
+          <w:rStyle w:val="Extranjerismo"/>
+          <w:lang w:val="es-CO"/>
+        </w:rPr>
+        <w:t xml:space="preserve">, </w:t>
+      </w:r>
+      <w:proofErr w:type="spellStart"/>
+      <w:r>
+        <w:rPr>
+          <w:rStyle w:val="Extranjerismo"/>
+          <w:lang w:val="es-CO"/>
+        </w:rPr>
+        <w:t>forecasting</w:t>
+      </w:r>
+      <w:proofErr w:type="spellEnd"/>
+      <w:r>
+        <w:rPr>
+          <w:rStyle w:val="Extranjerismo"/>
+          <w:lang w:val="es-CO"/>
+        </w:rPr>
+        <w:t>, overbooking</w:t>
       </w:r>
       <w:r>
         <w:t xml:space="preserve"> y </w:t>
@@ -2594,6 +2698,7 @@
       <w:r>
         <w:rPr>
           <w:rStyle w:val="Extranjerismo"/>
+          <w:lang w:val="es-CO"/>
         </w:rPr>
         <w:t>no show</w:t>
       </w:r>
@@ -2622,7 +2727,7 @@
       <w:pPr>
         <w:pStyle w:val="Ttulo1"/>
       </w:pPr>
-      <w:bookmarkStart w:id="1" w:name="_Toc235520200"/>
+      <w:bookmarkStart w:id="1" w:name="_Toc237428246"/>
       <w:r>
         <w:lastRenderedPageBreak/>
         <w:t>Canales y tipos de reserva</w:t>
@@ -2634,7 +2739,15 @@
     </w:p>
     <w:p>
       <w:r>
-        <w:t>La gestión de reservas constituye uno de los procesos más importantes dentro de la operación hotelera, debido a que permite controlar la ocupación, organizar la disponibilidad de habitaciones y facilitar la comercialización de los servicios del establecimiento. En la actualidad, los hoteles utilizan diferentes canales y sistemas tecnológicos para recibir y administrar reservas, respondiendo a las dinámicas del mercado turístico y a las nuevas formas de consumo de los clientes. Según Kotler, Bowen y Makens (2017), la transformación digital del sector hotelero ha fortalecido el uso de plataformas tecnológicas y canales de distribución que permiten ampliar el alcance comercial y mejorar la experiencia del huésped. En este contexto, resulta fundamental comprender cómo funcionan los canales de reserva, sus tipos, ventajas y limitaciones, así como la clasificación y codificación de las reservas dentro de los sistemas de gestión hotelera</w:t>
+        <w:t xml:space="preserve">La gestión de reservas constituye uno de los procesos más importantes dentro de la operación hotelera, debido a que permite controlar la ocupación, organizar la disponibilidad de habitaciones y facilitar la comercialización de los servicios del establecimiento. En la actualidad, los hoteles utilizan diferentes canales y sistemas tecnológicos para recibir y administrar reservas, respondiendo a las dinámicas del mercado turístico y a las nuevas formas de consumo de los clientes. Según Kotler, Bowen y </w:t>
+      </w:r>
+      <w:proofErr w:type="spellStart"/>
+      <w:r>
+        <w:t>Makens</w:t>
+      </w:r>
+      <w:proofErr w:type="spellEnd"/>
+      <w:r>
+        <w:t xml:space="preserve"> (2017), la transformación digital del sector hotelero ha fortalecido el uso de plataformas tecnológicas y canales de distribución que permiten ampliar el alcance comercial y mejorar la experiencia del huésped. En este contexto, resulta fundamental comprender cómo funcionan los canales de reserva, sus tipos, ventajas y limitaciones, así como la clasificación y codificación de las reservas dentro de los sistemas de gestión hotelera</w:t>
       </w:r>
       <w:r>
         <w:t>.</w:t>
@@ -2644,7 +2757,7 @@
       <w:pPr>
         <w:pStyle w:val="Ttulo2"/>
       </w:pPr>
-      <w:bookmarkStart w:id="2" w:name="_Toc235520201"/>
+      <w:bookmarkStart w:id="2" w:name="_Toc237428247"/>
       <w:r>
         <w:t>Canales de reserva</w:t>
       </w:r>
@@ -2700,7 +2813,7 @@
       <w:pPr>
         <w:pStyle w:val="Ttulo2"/>
       </w:pPr>
-      <w:bookmarkStart w:id="3" w:name="_Toc235520202"/>
+      <w:bookmarkStart w:id="3" w:name="_Toc237428248"/>
       <w:r>
         <w:t>Tipos de canales</w:t>
       </w:r>
@@ -2911,14 +3024,17 @@
         </w:rPr>
         <w:t xml:space="preserve">Mensajería y </w:t>
       </w:r>
+      <w:proofErr w:type="spellStart"/>
       <w:r>
         <w:rPr>
           <w:rStyle w:val="Extranjerismo"/>
           <w:b/>
           <w:bCs/>
+          <w:lang w:val="es-CO"/>
         </w:rPr>
         <w:t>chatbots</w:t>
       </w:r>
+      <w:proofErr w:type="spellEnd"/>
     </w:p>
     <w:p>
       <w:pPr>
@@ -3478,7 +3594,7 @@
       <w:pPr>
         <w:pStyle w:val="Ttulo2"/>
       </w:pPr>
-      <w:bookmarkStart w:id="4" w:name="_Toc235520203"/>
+      <w:bookmarkStart w:id="4" w:name="_Toc237428249"/>
       <w:r>
         <w:t>Ventajas y desventajas de los canales</w:t>
       </w:r>
@@ -3875,11 +3991,21 @@
       <w:r>
         <w:t xml:space="preserve">Ante esta situación, el hotel implementa un sistema </w:t>
       </w:r>
+      <w:proofErr w:type="spellStart"/>
       <w:r>
         <w:rPr>
           <w:rStyle w:val="Extranjerismo"/>
-        </w:rPr>
-        <w:t>channel manager</w:t>
+          <w:lang w:val="es-CO"/>
+        </w:rPr>
+        <w:t>channel</w:t>
+      </w:r>
+      <w:proofErr w:type="spellEnd"/>
+      <w:r>
+        <w:rPr>
+          <w:rStyle w:val="Extranjerismo"/>
+          <w:lang w:val="es-CO"/>
+        </w:rPr>
+        <w:t xml:space="preserve"> manager</w:t>
       </w:r>
       <w:r>
         <w:t xml:space="preserve"> conectado al PMS, permitiendo sincronizar automáticamente la disponibilidad y tarifas en todos los canales. Esto mejora el control operativo, reduce errores y optimiza la comercialización del servicio.</w:t>
@@ -3903,7 +4029,7 @@
         <w:lastRenderedPageBreak/>
         <w:t xml:space="preserve"> </w:t>
       </w:r>
-      <w:bookmarkStart w:id="5" w:name="_Toc235520204"/>
+      <w:bookmarkStart w:id="5" w:name="_Toc237428250"/>
       <w:r>
         <w:t>Tipos de reservas hoteleras</w:t>
       </w:r>
@@ -4062,12 +4188,15 @@
       <w:r>
         <w:t xml:space="preserve">Reservas con cupo o </w:t>
       </w:r>
+      <w:proofErr w:type="spellStart"/>
       <w:r>
         <w:rPr>
           <w:rStyle w:val="Extranjerismo"/>
+          <w:lang w:val="es-CO"/>
         </w:rPr>
         <w:t>allotment</w:t>
       </w:r>
+      <w:proofErr w:type="spellEnd"/>
       <w:r>
         <w:t xml:space="preserve">. </w:t>
       </w:r>
@@ -4102,7 +4231,7 @@
       <w:pPr>
         <w:pStyle w:val="Ttulo2"/>
       </w:pPr>
-      <w:bookmarkStart w:id="6" w:name="_Toc235520205"/>
+      <w:bookmarkStart w:id="6" w:name="_Toc237428251"/>
       <w:r>
         <w:lastRenderedPageBreak/>
         <w:t>Co</w:t>
@@ -4116,12 +4245,31 @@
       <w:r>
         <w:t>La codificación de reservas corresponde al conjunto de códigos, siglas y convenciones utilizados en los sistemas de gestión hotelera para registrar, identificar y controlar la información relacionada con las reservaciones. Debido al alto volumen de operaciones que manejan los establecimientos de alojamiento y al uso de plataformas tecnológicas como los PMS (</w:t>
       </w:r>
+      <w:proofErr w:type="spellStart"/>
       <w:r>
         <w:rPr>
           <w:rStyle w:val="Extranjerismo"/>
-        </w:rPr>
-        <w:t>Property Management System</w:t>
-      </w:r>
+          <w:lang w:val="es-CO"/>
+        </w:rPr>
+        <w:t>Property</w:t>
+      </w:r>
+      <w:proofErr w:type="spellEnd"/>
+      <w:r>
+        <w:rPr>
+          <w:rStyle w:val="Extranjerismo"/>
+          <w:lang w:val="es-CO"/>
+        </w:rPr>
+        <w:t xml:space="preserve"> Management </w:t>
+      </w:r>
+      <w:proofErr w:type="spellStart"/>
+      <w:r>
+        <w:rPr>
+          <w:rStyle w:val="Extranjerismo"/>
+          <w:lang w:val="es-CO"/>
+        </w:rPr>
+        <w:t>System</w:t>
+      </w:r>
+      <w:proofErr w:type="spellEnd"/>
       <w:r>
         <w:t>), resulta necesario emplear códigos estandarizados que permitan agilizar los procesos operativos, facilitar la comunicación interna y reducir errores en la gestión de la información.</w:t>
       </w:r>
@@ -4808,6 +4956,7 @@
       <w:r>
         <w:rPr>
           <w:rStyle w:val="Extranjerismo"/>
+          <w:lang w:val="es-CO"/>
         </w:rPr>
         <w:t>WAIT</w:t>
       </w:r>
@@ -4817,6 +4966,7 @@
       <w:r>
         <w:rPr>
           <w:rStyle w:val="Extranjerismo"/>
+          <w:lang w:val="es-CO"/>
         </w:rPr>
         <w:t>TEN</w:t>
       </w:r>
@@ -5412,7 +5562,7 @@
       <w:pPr>
         <w:pStyle w:val="Ttulo1"/>
       </w:pPr>
-      <w:bookmarkStart w:id="7" w:name="_Toc235520206"/>
+      <w:bookmarkStart w:id="7" w:name="_Toc237428252"/>
       <w:r>
         <w:lastRenderedPageBreak/>
         <w:t>Gestión y control de reservas</w:t>
@@ -5579,7 +5729,7 @@
           <w:rStyle w:val="Extranjerismo"/>
         </w:rPr>
       </w:pPr>
-      <w:bookmarkStart w:id="8" w:name="_Toc235520207"/>
+      <w:bookmarkStart w:id="8" w:name="_Toc237428253"/>
       <w:r>
         <w:rPr>
           <w:rStyle w:val="Extranjerismo"/>
@@ -5674,6 +5824,7 @@
     <w:p>
       <w:pPr>
         <w:ind w:firstLine="0"/>
+        <w:jc w:val="center"/>
         <w:rPr>
           <w:lang w:val="es-419" w:eastAsia="es-CO"/>
         </w:rPr>
@@ -5681,13 +5832,12 @@
       <w:r>
         <w:rPr>
           <w:noProof/>
-          <w:lang w:val="es-419" w:eastAsia="es-CO"/>
         </w:rPr>
         <w:drawing>
-          <wp:inline distT="0" distB="0" distL="0" distR="0" wp14:anchorId="0A336DC6" wp14:editId="61C83538">
-            <wp:extent cx="6321033" cy="2152650"/>
-            <wp:effectExtent l="0" t="0" r="3810" b="0"/>
-            <wp:docPr id="2" name="Imagen 2" descr="La figura 1 detalla una sección del formato utilizado en las reservas grupales o rooming list, en el cual se registran datos básicos de los huéspedes tales como, nombres, fecha de llegada y salida, tipo y número de habitaciones requeridas; para facilitar la logística del hotel en la asignación de espacios, servicios y mejorar la atención al cliente.&#10;&#10;"/>
+          <wp:inline distT="0" distB="0" distL="0" distR="0" wp14:anchorId="2DFBBD77" wp14:editId="135D23AB">
+            <wp:extent cx="4680000" cy="1562400"/>
+            <wp:effectExtent l="0" t="0" r="6350" b="0"/>
+            <wp:docPr id="154603886" name="Imagen 4" descr="La figura 1 detalla una sección del formato utilizado en las reservas grupales o rooming list, en el cual se registran datos básicos de los huéspedes tales como, nombres, fecha de llegada y salida, tipo y número de habitaciones requeridas; para facilitar la logística del hotel en la asignación de espacios, servicios y mejorar la atención al cliente.&#10;&#10;"/>
             <wp:cNvGraphicFramePr>
               <a:graphicFrameLocks xmlns:a="http://schemas.openxmlformats.org/drawingml/2006/main" noChangeAspect="1"/>
             </wp:cNvGraphicFramePr>
@@ -5695,8 +5845,10 @@
               <a:graphicData uri="http://schemas.openxmlformats.org/drawingml/2006/picture">
                 <pic:pic xmlns:pic="http://schemas.openxmlformats.org/drawingml/2006/picture">
                   <pic:nvPicPr>
-                    <pic:cNvPr id="2" name="Imagen 2" descr="La figura 1 detalla una sección del formato utilizado en las reservas grupales o rooming list, en el cual se registran datos básicos de los huéspedes tales como, nombres, fecha de llegada y salida, tipo y número de habitaciones requeridas; para facilitar la logística del hotel en la asignación de espacios, servicios y mejorar la atención al cliente.&#10;&#10;"/>
-                    <pic:cNvPicPr/>
+                    <pic:cNvPr id="154603886" name="Imagen 4" descr="La figura 1 detalla una sección del formato utilizado en las reservas grupales o rooming list, en el cual se registran datos básicos de los huéspedes tales como, nombres, fecha de llegada y salida, tipo y número de habitaciones requeridas; para facilitar la logística del hotel en la asignación de espacios, servicios y mejorar la atención al cliente.&#10;&#10;"/>
+                    <pic:cNvPicPr>
+                      <a:picLocks noChangeAspect="1" noChangeArrowheads="1"/>
+                    </pic:cNvPicPr>
                   </pic:nvPicPr>
                   <pic:blipFill>
                     <a:blip r:embed="rId13" cstate="print">
@@ -5706,18 +5858,23 @@
                         </a:ext>
                       </a:extLst>
                     </a:blip>
+                    <a:srcRect/>
                     <a:stretch>
                       <a:fillRect/>
                     </a:stretch>
                   </pic:blipFill>
-                  <pic:spPr>
+                  <pic:spPr bwMode="auto">
                     <a:xfrm>
                       <a:off x="0" y="0"/>
-                      <a:ext cx="6331710" cy="2156286"/>
+                      <a:ext cx="4680000" cy="1562400"/>
                     </a:xfrm>
                     <a:prstGeom prst="rect">
                       <a:avLst/>
                     </a:prstGeom>
+                    <a:noFill/>
+                    <a:ln>
+                      <a:noFill/>
+                    </a:ln>
                   </pic:spPr>
                 </pic:pic>
               </a:graphicData>
@@ -5728,6 +5885,7 @@
     </w:p>
     <w:p>
       <w:pPr>
+        <w:ind w:left="707"/>
         <w:rPr>
           <w:lang w:val="es-419" w:eastAsia="es-CO"/>
         </w:rPr>
@@ -5827,7 +5985,7 @@
           <w:rStyle w:val="Extranjerismo"/>
         </w:rPr>
       </w:pPr>
-      <w:bookmarkStart w:id="9" w:name="_Toc235520208"/>
+      <w:bookmarkStart w:id="9" w:name="_Toc237428254"/>
       <w:r>
         <w:rPr>
           <w:rStyle w:val="Extranjerismo"/>
@@ -5909,12 +6067,31 @@
         <w:lastRenderedPageBreak/>
         <w:t xml:space="preserve">Lista de espera o </w:t>
       </w:r>
+      <w:proofErr w:type="spellStart"/>
       <w:r>
         <w:rPr>
           <w:rStyle w:val="Extranjerismo"/>
-        </w:rPr>
-        <w:t>waiting list</w:t>
-      </w:r>
+          <w:lang w:val="es-CO"/>
+        </w:rPr>
+        <w:t>waiting</w:t>
+      </w:r>
+      <w:proofErr w:type="spellEnd"/>
+      <w:r>
+        <w:rPr>
+          <w:rStyle w:val="Extranjerismo"/>
+          <w:lang w:val="es-CO"/>
+        </w:rPr>
+        <w:t xml:space="preserve"> </w:t>
+      </w:r>
+      <w:proofErr w:type="spellStart"/>
+      <w:r>
+        <w:rPr>
+          <w:rStyle w:val="Extranjerismo"/>
+          <w:lang w:val="es-CO"/>
+        </w:rPr>
+        <w:t>list</w:t>
+      </w:r>
+      <w:proofErr w:type="spellEnd"/>
       <w:r>
         <w:rPr>
           <w:lang w:val="es-419"/>
@@ -5924,6 +6101,7 @@
       <w:r>
         <w:rPr>
           <w:rStyle w:val="Extranjerismo"/>
+          <w:lang w:val="es-CO"/>
         </w:rPr>
         <w:t>software</w:t>
       </w:r>
@@ -5936,7 +6114,7 @@
     </w:p>
     <w:p>
       <w:pPr>
-        <w:ind w:firstLine="0"/>
+        <w:jc w:val="center"/>
         <w:rPr>
           <w:lang w:val="es-419" w:eastAsia="es-CO"/>
         </w:rPr>
@@ -5944,13 +6122,12 @@
       <w:r>
         <w:rPr>
           <w:noProof/>
-          <w:lang w:val="es-419" w:eastAsia="es-CO"/>
         </w:rPr>
         <w:drawing>
-          <wp:inline distT="0" distB="0" distL="0" distR="0" wp14:anchorId="585A43D0" wp14:editId="2D76C698">
-            <wp:extent cx="6332220" cy="4464050"/>
-            <wp:effectExtent l="0" t="0" r="0" b="0"/>
-            <wp:docPr id="6" name="Imagen 6" descr="La figura 2 presenta una sección de la waiting list o lista de espera, herramienta que permite al hotel registrar las solicitudes de clientes potenciales interesados en acceder a los servicios de alojamiento en caso de que se liberen cupos en las reservas existentes."/>
+          <wp:inline distT="0" distB="0" distL="0" distR="0" wp14:anchorId="2FC8B4AF" wp14:editId="69B35407">
+            <wp:extent cx="4680000" cy="3787200"/>
+            <wp:effectExtent l="0" t="0" r="6350" b="3810"/>
+            <wp:docPr id="441977722" name="Imagen 5" descr="La figura 2 presenta una sección de la waiting list o lista de espera, herramienta que permite al hotel registrar las solicitudes de clientes potenciales interesados en acceder a los servicios de alojamiento en caso de que se liberen cupos en las reservas existentes."/>
             <wp:cNvGraphicFramePr>
               <a:graphicFrameLocks xmlns:a="http://schemas.openxmlformats.org/drawingml/2006/main" noChangeAspect="1"/>
             </wp:cNvGraphicFramePr>
@@ -5958,29 +6135,36 @@
               <a:graphicData uri="http://schemas.openxmlformats.org/drawingml/2006/picture">
                 <pic:pic xmlns:pic="http://schemas.openxmlformats.org/drawingml/2006/picture">
                   <pic:nvPicPr>
-                    <pic:cNvPr id="6" name="Imagen 6" descr="La figura 2 presenta una sección de la waiting list o lista de espera, herramienta que permite al hotel registrar las solicitudes de clientes potenciales interesados en acceder a los servicios de alojamiento en caso de que se liberen cupos en las reservas existentes."/>
-                    <pic:cNvPicPr/>
+                    <pic:cNvPr id="441977722" name="Imagen 5" descr="La figura 2 presenta una sección de la waiting list o lista de espera, herramienta que permite al hotel registrar las solicitudes de clientes potenciales interesados en acceder a los servicios de alojamiento en caso de que se liberen cupos en las reservas existentes."/>
+                    <pic:cNvPicPr>
+                      <a:picLocks noChangeAspect="1" noChangeArrowheads="1"/>
+                    </pic:cNvPicPr>
                   </pic:nvPicPr>
                   <pic:blipFill>
-                    <a:blip r:embed="rId14">
+                    <a:blip r:embed="rId14" cstate="print">
                       <a:extLst>
                         <a:ext uri="{28A0092B-C50C-407E-A947-70E740481C1C}">
                           <a14:useLocalDpi xmlns:a14="http://schemas.microsoft.com/office/drawing/2010/main" val="0"/>
                         </a:ext>
                       </a:extLst>
                     </a:blip>
+                    <a:srcRect/>
                     <a:stretch>
                       <a:fillRect/>
                     </a:stretch>
                   </pic:blipFill>
-                  <pic:spPr>
+                  <pic:spPr bwMode="auto">
                     <a:xfrm>
                       <a:off x="0" y="0"/>
-                      <a:ext cx="6332220" cy="4464050"/>
+                      <a:ext cx="4680000" cy="3787200"/>
                     </a:xfrm>
                     <a:prstGeom prst="rect">
                       <a:avLst/>
                     </a:prstGeom>
+                    <a:noFill/>
+                    <a:ln>
+                      <a:noFill/>
+                    </a:ln>
                   </pic:spPr>
                 </pic:pic>
               </a:graphicData>
@@ -6012,12 +6196,31 @@
       <w:r>
         <w:t xml:space="preserve">La adecuada gestión de la </w:t>
       </w:r>
+      <w:proofErr w:type="spellStart"/>
       <w:r>
         <w:rPr>
           <w:rStyle w:val="Extranjerismo"/>
-        </w:rPr>
-        <w:t>waiting list</w:t>
-      </w:r>
+          <w:lang w:val="es-CO"/>
+        </w:rPr>
+        <w:t>waiting</w:t>
+      </w:r>
+      <w:proofErr w:type="spellEnd"/>
+      <w:r>
+        <w:rPr>
+          <w:rStyle w:val="Extranjerismo"/>
+          <w:lang w:val="es-CO"/>
+        </w:rPr>
+        <w:t xml:space="preserve"> </w:t>
+      </w:r>
+      <w:proofErr w:type="spellStart"/>
+      <w:r>
+        <w:rPr>
+          <w:rStyle w:val="Extranjerismo"/>
+          <w:lang w:val="es-CO"/>
+        </w:rPr>
+        <w:t>list</w:t>
+      </w:r>
+      <w:proofErr w:type="spellEnd"/>
       <w:r>
         <w:t xml:space="preserve"> contribuye a maximizar la ocupación y mantener comunicación con clientes potenciales, evitando pérdidas de ingresos por habitaciones vacías.</w:t>
       </w:r>
@@ -6026,58 +6229,55 @@
       <w:pPr>
         <w:pStyle w:val="Ttulo2"/>
       </w:pPr>
-      <w:bookmarkStart w:id="10" w:name="_Toc235520209"/>
+      <w:bookmarkStart w:id="10" w:name="_Toc237428255"/>
       <w:r>
         <w:rPr>
           <w:rStyle w:val="Extranjerismo"/>
         </w:rPr>
+        <w:t>Forecasting</w:t>
+      </w:r>
+      <w:r>
+        <w:t xml:space="preserve"> (pronóstico de ocupación)</w:t>
+      </w:r>
+      <w:bookmarkEnd w:id="10"/>
+    </w:p>
+    <w:p>
+      <w:r>
+        <w:t xml:space="preserve">El </w:t>
+      </w:r>
+      <w:proofErr w:type="spellStart"/>
+      <w:r>
+        <w:rPr>
+          <w:rStyle w:val="Extranjerismo"/>
+          <w:lang w:val="es-CO"/>
+        </w:rPr>
+        <w:t>forecasting</w:t>
+      </w:r>
+      <w:proofErr w:type="spellEnd"/>
+      <w:r>
+        <w:t xml:space="preserve"> corresponde al pronóstico o estimación de ocupación hotelera basado en el análisis de reservas actuales, comportamiento histórico de la demanda, </w:t>
+      </w:r>
+      <w:r>
         <w:lastRenderedPageBreak/>
-        <w:t>Forecasting</w:t>
-      </w:r>
-      <w:r>
-        <w:t xml:space="preserve"> (pronóstico de ocupación)</w:t>
-      </w:r>
-      <w:bookmarkEnd w:id="10"/>
-    </w:p>
-    <w:p>
-      <w:r>
-        <w:t xml:space="preserve">El </w:t>
+        <w:t>temporadas y tendencias del mercado. Esta herramienta permite anticipar niveles de ocupación y planificar estrategias comerciales y operativas.</w:t>
+      </w:r>
+    </w:p>
+    <w:p>
+      <w:r>
+        <w:t>Este proceso se basa en la analítica de datos que en esencia permite calcular para una fecha futura el estimado de la demanda, de esta forma el establecimiento hotelero puede determinar casi que con exactitud la ocupación que tendrá en una fecha futura.</w:t>
+      </w:r>
+    </w:p>
+    <w:p>
+      <w:pPr>
+        <w:pStyle w:val="Figura"/>
+      </w:pPr>
+      <w:r>
+        <w:t xml:space="preserve">Análisis del pronóstico de ocupación en </w:t>
       </w:r>
       <w:r>
         <w:rPr>
           <w:rStyle w:val="Extranjerismo"/>
-        </w:rPr>
-        <w:t>forecasting</w:t>
-      </w:r>
-      <w:r>
-        <w:t xml:space="preserve"> corresponde al pronóstico o estimación de ocupación hotelera basado en el análisis de reservas actuales, comportamiento histórico de la demanda, temporadas y tendencias del mercado. Esta herramienta permite anticipar niveles de ocupación y planificar estrategias comerciales y operativas.</w:t>
-      </w:r>
-    </w:p>
-    <w:p>
-      <w:r>
-        <w:t>Este proceso se basa en la analítica de datos que en esencia permite calcular para una fecha futura el estimado de la demanda, de esta forma el establecimiento hotelero puede determinar casi que con exactitud la ocupación que tendrá en una fecha futura.</w:t>
-      </w:r>
-    </w:p>
-    <w:p>
-      <w:pPr>
-        <w:spacing w:before="0" w:after="160" w:line="259" w:lineRule="auto"/>
-        <w:ind w:firstLine="0"/>
-      </w:pPr>
-      <w:r>
-        <w:br w:type="page"/>
-      </w:r>
-    </w:p>
-    <w:p>
-      <w:pPr>
-        <w:pStyle w:val="Figura"/>
-      </w:pPr>
-      <w:r>
-        <w:lastRenderedPageBreak/>
-        <w:t xml:space="preserve">Análisis del pronóstico de ocupación en </w:t>
-      </w:r>
-      <w:r>
-        <w:rPr>
-          <w:rStyle w:val="Extranjerismo"/>
+          <w:lang w:val="es-CO"/>
         </w:rPr>
         <w:t>software</w:t>
       </w:r>
@@ -6099,10 +6299,10 @@
           <w:lang w:eastAsia="es-CO"/>
         </w:rPr>
         <w:drawing>
-          <wp:inline distT="0" distB="0" distL="0" distR="0" wp14:anchorId="19FC23E5" wp14:editId="5634188D">
-            <wp:extent cx="6076950" cy="4095786"/>
-            <wp:effectExtent l="0" t="0" r="0" b="0"/>
-            <wp:docPr id="8" name="Imagen 8" descr="La figura 3 registra el detalle de un panel de control hotelero con indicadores de ocupación, reservas, habitaciones disponibles, gráficos de distribución y estado de habitaciones que facilitan el análisis adecuado para el pronóstico de la ocupación del establecimiento hotelero. "/>
+          <wp:inline distT="0" distB="0" distL="0" distR="0" wp14:anchorId="4F024D48" wp14:editId="73D160F0">
+            <wp:extent cx="4680000" cy="3117600"/>
+            <wp:effectExtent l="0" t="0" r="6350" b="6985"/>
+            <wp:docPr id="1446083508" name="Imagen 3" descr="La figura 3 registra el detalle de un panel de control hotelero con indicadores de ocupación, reservas, habitaciones disponibles, gráficos de distribución y estado de habitaciones que facilitan el análisis adecuado para el pronóstico de la ocupación del establecimiento hotelero. "/>
             <wp:cNvGraphicFramePr>
               <a:graphicFrameLocks xmlns:a="http://schemas.openxmlformats.org/drawingml/2006/main" noChangeAspect="1"/>
             </wp:cNvGraphicFramePr>
@@ -6110,29 +6310,36 @@
               <a:graphicData uri="http://schemas.openxmlformats.org/drawingml/2006/picture">
                 <pic:pic xmlns:pic="http://schemas.openxmlformats.org/drawingml/2006/picture">
                   <pic:nvPicPr>
-                    <pic:cNvPr id="8" name="Imagen 8" descr="La figura 3 registra el detalle de un panel de control hotelero con indicadores de ocupación, reservas, habitaciones disponibles, gráficos de distribución y estado de habitaciones que facilitan el análisis adecuado para el pronóstico de la ocupación del establecimiento hotelero. "/>
-                    <pic:cNvPicPr/>
+                    <pic:cNvPr id="1446083508" name="Imagen 3" descr="La figura 3 registra el detalle de un panel de control hotelero con indicadores de ocupación, reservas, habitaciones disponibles, gráficos de distribución y estado de habitaciones que facilitan el análisis adecuado para el pronóstico de la ocupación del establecimiento hotelero. "/>
+                    <pic:cNvPicPr>
+                      <a:picLocks noChangeAspect="1" noChangeArrowheads="1"/>
+                    </pic:cNvPicPr>
                   </pic:nvPicPr>
                   <pic:blipFill>
-                    <a:blip r:embed="rId15">
+                    <a:blip r:embed="rId15" cstate="print">
                       <a:extLst>
                         <a:ext uri="{28A0092B-C50C-407E-A947-70E740481C1C}">
                           <a14:useLocalDpi xmlns:a14="http://schemas.microsoft.com/office/drawing/2010/main" val="0"/>
                         </a:ext>
                       </a:extLst>
                     </a:blip>
+                    <a:srcRect/>
                     <a:stretch>
                       <a:fillRect/>
                     </a:stretch>
                   </pic:blipFill>
-                  <pic:spPr>
+                  <pic:spPr bwMode="auto">
                     <a:xfrm>
                       <a:off x="0" y="0"/>
-                      <a:ext cx="6100298" cy="4111522"/>
+                      <a:ext cx="4680000" cy="3117600"/>
                     </a:xfrm>
                     <a:prstGeom prst="rect">
                       <a:avLst/>
                     </a:prstGeom>
+                    <a:noFill/>
+                    <a:ln>
+                      <a:noFill/>
+                    </a:ln>
                   </pic:spPr>
                 </pic:pic>
               </a:graphicData>
@@ -6146,7 +6353,16 @@
         <w:ind w:firstLine="0"/>
       </w:pPr>
       <w:r>
-        <w:t xml:space="preserve">   Nota. SENA, (2026).</w:t>
+        <w:t xml:space="preserve">   </w:t>
+      </w:r>
+      <w:r>
+        <w:tab/>
+      </w:r>
+      <w:r>
+        <w:tab/>
+      </w:r>
+      <w:r>
+        <w:t>Nota. SENA, (2026).</w:t>
       </w:r>
     </w:p>
     <w:p>
@@ -6314,6 +6530,7 @@
               <w:pStyle w:val="TextoTablas"/>
             </w:pPr>
             <w:r>
+              <w:lastRenderedPageBreak/>
               <w:t>Reservas confirmadas</w:t>
             </w:r>
           </w:p>
@@ -6377,102 +6594,110 @@
     </w:p>
     <w:p>
       <w:r>
+        <w:t xml:space="preserve">El </w:t>
+      </w:r>
+      <w:proofErr w:type="spellStart"/>
+      <w:r>
+        <w:rPr>
+          <w:rStyle w:val="Extranjerismo"/>
+          <w:lang w:val="es-CO"/>
+        </w:rPr>
+        <w:t>forecasting</w:t>
+      </w:r>
+      <w:proofErr w:type="spellEnd"/>
+      <w:r>
+        <w:t xml:space="preserve"> es fundamental para la toma de decisiones relacionadas con tarifas, promociones, personal operativo y disponibilidad de habitaciones. Según la Organización Mundial del Turismo (OMT, 2008), el análisis de datos y proyecciones de demanda constituye una práctica clave para la sostenibilidad y competitividad de los establecimientos turísticos.</w:t>
+      </w:r>
+    </w:p>
+    <w:p>
+      <w:pPr>
+        <w:pStyle w:val="Ttulo2"/>
+      </w:pPr>
+      <w:bookmarkStart w:id="11" w:name="_Toc237428256"/>
+      <w:r>
+        <w:rPr>
+          <w:rStyle w:val="Extranjerismo"/>
+        </w:rPr>
+        <w:t>Overbooking</w:t>
+      </w:r>
+      <w:bookmarkEnd w:id="11"/>
+    </w:p>
+    <w:p>
+      <w:r>
+        <w:t xml:space="preserve">El </w:t>
+      </w:r>
+      <w:r>
+        <w:rPr>
+          <w:rStyle w:val="Extranjerismo"/>
+          <w:lang w:val="es-CO"/>
+        </w:rPr>
+        <w:t>overbooking</w:t>
+      </w:r>
+      <w:r>
+        <w:t xml:space="preserve"> o sobreventa ocurre cuando el hotel vende más habitaciones de las realmente disponibles, anticipando cancelaciones o no presentaciones de huéspedes. Esta práctica se utiliza como estrategia para evitar pérdidas económicas derivadas de habitaciones vacías.</w:t>
+      </w:r>
+    </w:p>
+    <w:p>
+      <w:r>
+        <w:t xml:space="preserve">Aunque el </w:t>
+      </w:r>
+      <w:r>
+        <w:rPr>
+          <w:rStyle w:val="Extranjerismo"/>
+          <w:lang w:val="es-CO"/>
+        </w:rPr>
+        <w:t>overbooking</w:t>
+      </w:r>
+      <w:r>
+        <w:t xml:space="preserve"> puede contribuir a maximizar ingresos, también representa un riesgo operativo y de servicio si todos los huéspedes se presentan al mismo tiempo. En estos casos, el hotel debe aplicar protocolos de reubicación o compensación para evitar afectar la experiencia del cliente.</w:t>
+      </w:r>
+    </w:p>
+    <w:p>
+      <w:r>
+        <w:t xml:space="preserve">El manejo del </w:t>
+      </w:r>
+      <w:r>
+        <w:rPr>
+          <w:rStyle w:val="Extranjerismo"/>
+          <w:lang w:val="es-CO"/>
+        </w:rPr>
+        <w:t>overbooking</w:t>
+      </w:r>
+      <w:r>
+        <w:t xml:space="preserve"> requiere un análisis cuidadoso del comportamiento histórico de cancelaciones y </w:t>
+      </w:r>
+      <w:r>
+        <w:rPr>
+          <w:rStyle w:val="Extranjerismo"/>
+          <w:lang w:val="es-CO"/>
+        </w:rPr>
+        <w:t>no show</w:t>
+      </w:r>
+      <w:r>
+        <w:t>, así como una adecuada coordinación operativa.</w:t>
+      </w:r>
+    </w:p>
+    <w:p>
+      <w:r>
+        <w:t xml:space="preserve">A continuación, se presentan las ventajas y riesgos del </w:t>
+      </w:r>
+      <w:r>
+        <w:rPr>
+          <w:rStyle w:val="Extranjerismo"/>
+          <w:lang w:val="es-CO"/>
+        </w:rPr>
+        <w:t>overbooking</w:t>
+      </w:r>
+      <w:r>
+        <w:t xml:space="preserve"> en hotelería:</w:t>
+      </w:r>
+    </w:p>
+    <w:p>
+      <w:pPr>
+        <w:pStyle w:val="Tabla"/>
+      </w:pPr>
+      <w:r>
         <w:lastRenderedPageBreak/>
-        <w:t xml:space="preserve">El </w:t>
-      </w:r>
-      <w:r>
-        <w:rPr>
-          <w:rStyle w:val="Extranjerismo"/>
-        </w:rPr>
-        <w:t>forecasting</w:t>
-      </w:r>
-      <w:r>
-        <w:t xml:space="preserve"> es fundamental para la toma de decisiones relacionadas con tarifas, promociones, personal operativo y disponibilidad de habitaciones. Según la Organización Mundial del Turismo (OMT, 2008), el análisis de datos y proyecciones de demanda constituye una práctica clave para la sostenibilidad y competitividad de los establecimientos turísticos.</w:t>
-      </w:r>
-    </w:p>
-    <w:p>
-      <w:pPr>
-        <w:pStyle w:val="Ttulo2"/>
-      </w:pPr>
-      <w:bookmarkStart w:id="11" w:name="_Toc235520210"/>
-      <w:r>
-        <w:rPr>
-          <w:rStyle w:val="Extranjerismo"/>
-        </w:rPr>
-        <w:t>Overbooking</w:t>
-      </w:r>
-      <w:bookmarkEnd w:id="11"/>
-    </w:p>
-    <w:p>
-      <w:r>
-        <w:t xml:space="preserve">El </w:t>
-      </w:r>
-      <w:r>
-        <w:rPr>
-          <w:rStyle w:val="Extranjerismo"/>
-        </w:rPr>
-        <w:t>overbooking</w:t>
-      </w:r>
-      <w:r>
-        <w:t xml:space="preserve"> o sobreventa ocurre cuando el hotel vende más habitaciones de las realmente disponibles, anticipando cancelaciones o no presentaciones de huéspedes. Esta práctica se utiliza como estrategia para evitar pérdidas económicas derivadas de habitaciones vacías.</w:t>
-      </w:r>
-    </w:p>
-    <w:p>
-      <w:r>
-        <w:t xml:space="preserve">Aunque el </w:t>
-      </w:r>
-      <w:r>
-        <w:rPr>
-          <w:rStyle w:val="Extranjerismo"/>
-        </w:rPr>
-        <w:t>overbooking</w:t>
-      </w:r>
-      <w:r>
-        <w:t xml:space="preserve"> puede contribuir a maximizar ingresos, también representa un riesgo operativo y de servicio si todos los huéspedes se presentan al mismo tiempo. En estos casos, el hotel debe aplicar protocolos de reubicación o compensación para evitar afectar la experiencia del cliente.</w:t>
-      </w:r>
-    </w:p>
-    <w:p>
-      <w:r>
-        <w:t xml:space="preserve">El manejo del </w:t>
-      </w:r>
-      <w:r>
-        <w:rPr>
-          <w:rStyle w:val="Extranjerismo"/>
-        </w:rPr>
-        <w:t>overbooking</w:t>
-      </w:r>
-      <w:r>
-        <w:t xml:space="preserve"> requiere un análisis cuidadoso del comportamiento histórico de cancelaciones y </w:t>
-      </w:r>
-      <w:r>
-        <w:rPr>
-          <w:rStyle w:val="Extranjerismo"/>
-        </w:rPr>
-        <w:t>no show</w:t>
-      </w:r>
-      <w:r>
-        <w:t>, así como una adecuada coordinación operativa.</w:t>
-      </w:r>
-    </w:p>
-    <w:p>
-      <w:r>
-        <w:t xml:space="preserve">A continuación, se presentan las ventajas y riesgos del </w:t>
-      </w:r>
-      <w:r>
-        <w:rPr>
-          <w:rStyle w:val="Extranjerismo"/>
-        </w:rPr>
-        <w:t>overbooking</w:t>
-      </w:r>
-      <w:r>
-        <w:t xml:space="preserve"> en hotelería:</w:t>
-      </w:r>
-    </w:p>
-    <w:p>
-      <w:pPr>
-        <w:pStyle w:val="Tabla"/>
-      </w:pPr>
-      <w:r>
         <w:t xml:space="preserve">Ventajas y riesgos del </w:t>
       </w:r>
       <w:r>
@@ -6613,7 +6838,6 @@
               <w:pStyle w:val="TextoTablas"/>
             </w:pPr>
             <w:r>
-              <w:lastRenderedPageBreak/>
               <w:t>Rentabilidad</w:t>
             </w:r>
           </w:p>
@@ -6966,11 +7190,13 @@
     </w:p>
     <w:p>
       <w:r>
+        <w:lastRenderedPageBreak/>
         <w:t xml:space="preserve">El </w:t>
       </w:r>
       <w:r>
         <w:rPr>
           <w:rStyle w:val="Extranjerismo"/>
+          <w:lang w:val="es-CO"/>
         </w:rPr>
         <w:t>overbooking</w:t>
       </w:r>
@@ -6980,123 +7206,207 @@
       <w:r>
         <w:rPr>
           <w:rStyle w:val="Extranjerismo"/>
+          <w:lang w:val="es-CO"/>
         </w:rPr>
         <w:t>no show</w:t>
       </w:r>
       <w:r>
-        <w:t xml:space="preserve">, así como un control permanente de la </w:t>
+        <w:t xml:space="preserve">, así como un control permanente de la disponibilidad. Una adecuada gestión del </w:t>
+      </w:r>
+      <w:r>
+        <w:rPr>
+          <w:rStyle w:val="Extranjerismo"/>
+          <w:lang w:val="es-CO"/>
+        </w:rPr>
+        <w:t>overbooking</w:t>
+      </w:r>
+      <w:r>
+        <w:t xml:space="preserve"> permite equilibrar rentabilidad y calidad del servicio, mientras que un manejo inadecuado puede afectar la experiencia del huésped y la imagen del hotel.</w:t>
+      </w:r>
+    </w:p>
+    <w:p>
+      <w:pPr>
+        <w:pStyle w:val="Ttulo2"/>
+        <w:rPr>
+          <w:rStyle w:val="Extranjerismo"/>
+        </w:rPr>
+      </w:pPr>
+      <w:bookmarkStart w:id="12" w:name="_Toc237428257"/>
+      <w:r>
+        <w:rPr>
+          <w:rStyle w:val="Extranjerismo"/>
+        </w:rPr>
+        <w:t>No show</w:t>
+      </w:r>
+      <w:bookmarkEnd w:id="12"/>
+    </w:p>
+    <w:p>
+      <w:r>
+        <w:t xml:space="preserve">El término </w:t>
+      </w:r>
+      <w:r>
+        <w:rPr>
+          <w:rStyle w:val="Extranjerismo"/>
+          <w:lang w:val="es-CO"/>
+        </w:rPr>
+        <w:t>no show</w:t>
+      </w:r>
+      <w:r>
+        <w:t xml:space="preserve"> hace referencia a la situación en la cual un huésped no se presenta en el hotel durante la fecha de llegada prevista y tampoco realiza la cancelación de la reserva. Este tipo de situación genera afectaciones operativas y económicas para el establecimiento, especialmente cuando las habitaciones permanecen bloqueadas y no pueden ser comercializadas nuevamente.</w:t>
+      </w:r>
+    </w:p>
+    <w:p>
+      <w:r>
+        <w:t xml:space="preserve">Para reducir el impacto del </w:t>
+      </w:r>
+      <w:r>
+        <w:rPr>
+          <w:rStyle w:val="Extranjerismo"/>
+          <w:lang w:val="es-CO"/>
+        </w:rPr>
+        <w:t>no show</w:t>
+      </w:r>
+      <w:r>
+        <w:t>, muchos hoteles implementan políticas de garantía mediante tarjeta de crédito o cobro anticipado, aplicando penalizaciones cuando el cliente no cumple con la reserva confirmada.</w:t>
+      </w:r>
+    </w:p>
+    <w:p>
+      <w:r>
+        <w:t xml:space="preserve">El análisis de los índices de </w:t>
+      </w:r>
+      <w:r>
+        <w:rPr>
+          <w:rStyle w:val="Extranjerismo"/>
+          <w:lang w:val="es-CO"/>
+        </w:rPr>
+        <w:t>no show</w:t>
+      </w:r>
+      <w:r>
+        <w:t xml:space="preserve"> también resulta importante para el </w:t>
+      </w:r>
+      <w:proofErr w:type="spellStart"/>
+      <w:r>
+        <w:rPr>
+          <w:rStyle w:val="Extranjerismo"/>
+          <w:lang w:val="es-CO"/>
+        </w:rPr>
+        <w:t>forecasting</w:t>
+      </w:r>
+      <w:proofErr w:type="spellEnd"/>
+      <w:r>
+        <w:t xml:space="preserve"> y la aplicación de estrategias de </w:t>
+      </w:r>
+      <w:r>
+        <w:rPr>
+          <w:rStyle w:val="Extranjerismo"/>
+          <w:lang w:val="es-CO"/>
+        </w:rPr>
+        <w:t>overbooking</w:t>
+      </w:r>
+      <w:r>
+        <w:t>.</w:t>
+      </w:r>
+    </w:p>
+    <w:p>
+      <w:r>
+        <w:t xml:space="preserve">La gestión y control de reservas permite organizar de manera eficiente la ocupación hotelera y optimizar la comercialización de habitaciones mediante herramientas operativas y procedimientos técnicos. Elementos como el </w:t>
+      </w:r>
+      <w:proofErr w:type="spellStart"/>
+      <w:r>
+        <w:rPr>
+          <w:rStyle w:val="Extranjerismo"/>
+          <w:lang w:val="es-CO"/>
+        </w:rPr>
+        <w:t>rooming</w:t>
+      </w:r>
+      <w:proofErr w:type="spellEnd"/>
+      <w:r>
+        <w:rPr>
+          <w:rStyle w:val="Extranjerismo"/>
+          <w:lang w:val="es-CO"/>
+        </w:rPr>
+        <w:t xml:space="preserve"> </w:t>
+      </w:r>
+      <w:proofErr w:type="spellStart"/>
+      <w:r>
+        <w:rPr>
+          <w:rStyle w:val="Extranjerismo"/>
+          <w:lang w:val="es-CO"/>
+        </w:rPr>
+        <w:t>list</w:t>
+      </w:r>
+      <w:proofErr w:type="spellEnd"/>
+      <w:r>
+        <w:rPr>
+          <w:rStyle w:val="Extranjerismo"/>
+          <w:lang w:val="es-CO"/>
+        </w:rPr>
+        <w:t xml:space="preserve">, </w:t>
+      </w:r>
+      <w:proofErr w:type="spellStart"/>
+      <w:r>
+        <w:rPr>
+          <w:rStyle w:val="Extranjerismo"/>
+          <w:lang w:val="es-CO"/>
+        </w:rPr>
+        <w:t>waiting</w:t>
+      </w:r>
+      <w:proofErr w:type="spellEnd"/>
+      <w:r>
+        <w:rPr>
+          <w:rStyle w:val="Extranjerismo"/>
+          <w:lang w:val="es-CO"/>
+        </w:rPr>
+        <w:t xml:space="preserve"> </w:t>
+      </w:r>
+      <w:proofErr w:type="spellStart"/>
+      <w:r>
+        <w:rPr>
+          <w:rStyle w:val="Extranjerismo"/>
+          <w:lang w:val="es-CO"/>
+        </w:rPr>
+        <w:t>list</w:t>
+      </w:r>
+      <w:proofErr w:type="spellEnd"/>
+      <w:r>
+        <w:rPr>
+          <w:rStyle w:val="Extranjerismo"/>
+          <w:lang w:val="es-CO"/>
+        </w:rPr>
+        <w:t xml:space="preserve">, </w:t>
+      </w:r>
+      <w:proofErr w:type="spellStart"/>
+      <w:r>
+        <w:rPr>
+          <w:rStyle w:val="Extranjerismo"/>
+          <w:lang w:val="es-CO"/>
+        </w:rPr>
+        <w:t>forecasting</w:t>
+      </w:r>
+      <w:proofErr w:type="spellEnd"/>
+      <w:r>
+        <w:rPr>
+          <w:rStyle w:val="Extranjerismo"/>
+          <w:lang w:val="es-CO"/>
+        </w:rPr>
+        <w:t>, overbooking</w:t>
+      </w:r>
+      <w:r>
+        <w:t xml:space="preserve"> y </w:t>
+      </w:r>
+      <w:r>
+        <w:rPr>
+          <w:rStyle w:val="Extranjerismo"/>
+          <w:lang w:val="es-CO"/>
+        </w:rPr>
+        <w:t>no show</w:t>
+      </w:r>
+      <w:r>
+        <w:t xml:space="preserve"> facilitan el análisis de la demanda, el control de disponibilidad y la toma de decisiones estratégicas dentro del </w:t>
       </w:r>
       <w:r>
         <w:lastRenderedPageBreak/>
-        <w:t xml:space="preserve">disponibilidad. Una adecuada gestión del </w:t>
-      </w:r>
-      <w:r>
-        <w:rPr>
-          <w:rStyle w:val="Extranjerismo"/>
-        </w:rPr>
-        <w:t>overbooking</w:t>
-      </w:r>
-      <w:r>
-        <w:t xml:space="preserve"> permite equilibrar rentabilidad y calidad del servicio, mientras que un manejo inadecuado puede afectar la experiencia del huésped y la imagen del hotel.</w:t>
-      </w:r>
-    </w:p>
-    <w:p>
-      <w:pPr>
-        <w:pStyle w:val="Ttulo2"/>
-        <w:rPr>
-          <w:rStyle w:val="Extranjerismo"/>
-        </w:rPr>
-      </w:pPr>
-      <w:bookmarkStart w:id="12" w:name="_Toc235520211"/>
-      <w:r>
-        <w:rPr>
-          <w:rStyle w:val="Extranjerismo"/>
-        </w:rPr>
-        <w:t>No show</w:t>
-      </w:r>
-      <w:bookmarkEnd w:id="12"/>
-    </w:p>
-    <w:p>
-      <w:r>
-        <w:t xml:space="preserve">El término </w:t>
-      </w:r>
-      <w:r>
-        <w:rPr>
-          <w:rStyle w:val="Extranjerismo"/>
-        </w:rPr>
-        <w:t>no show</w:t>
-      </w:r>
-      <w:r>
-        <w:t xml:space="preserve"> hace referencia a la situación en la cual un huésped no se presenta en el hotel durante la fecha de llegada prevista y tampoco realiza la cancelación de la reserva. Este tipo de situación genera afectaciones operativas y económicas para el establecimiento, especialmente cuando las habitaciones permanecen bloqueadas y no pueden ser comercializadas nuevamente.</w:t>
-      </w:r>
-    </w:p>
-    <w:p>
-      <w:r>
-        <w:t xml:space="preserve">Para reducir el impacto del </w:t>
-      </w:r>
-      <w:r>
-        <w:rPr>
-          <w:rStyle w:val="Extranjerismo"/>
-        </w:rPr>
-        <w:t>no show</w:t>
-      </w:r>
-      <w:r>
-        <w:t>, muchos hoteles implementan políticas de garantía mediante tarjeta de crédito o cobro anticipado, aplicando penalizaciones cuando el cliente no cumple con la reserva confirmada.</w:t>
-      </w:r>
-    </w:p>
-    <w:p>
-      <w:r>
-        <w:t xml:space="preserve">El análisis de los índices de </w:t>
-      </w:r>
-      <w:r>
-        <w:rPr>
-          <w:rStyle w:val="Extranjerismo"/>
-        </w:rPr>
-        <w:t>no show</w:t>
-      </w:r>
-      <w:r>
-        <w:t xml:space="preserve"> también resulta importante para el </w:t>
-      </w:r>
-      <w:r>
-        <w:rPr>
-          <w:rStyle w:val="Extranjerismo"/>
-        </w:rPr>
-        <w:t>forecasting</w:t>
-      </w:r>
-      <w:r>
-        <w:t xml:space="preserve"> y la aplicación de estrategias de </w:t>
-      </w:r>
-      <w:r>
-        <w:rPr>
-          <w:rStyle w:val="Extranjerismo"/>
-        </w:rPr>
-        <w:t>overbooking</w:t>
-      </w:r>
-      <w:r>
-        <w:t>.</w:t>
-      </w:r>
-    </w:p>
-    <w:p>
-      <w:r>
-        <w:t xml:space="preserve">La gestión y control de reservas permite organizar de manera eficiente la ocupación hotelera y optimizar la comercialización de habitaciones mediante herramientas operativas y procedimientos técnicos. Elementos como el </w:t>
-      </w:r>
-      <w:r>
-        <w:rPr>
-          <w:rStyle w:val="Extranjerismo"/>
-        </w:rPr>
-        <w:t>rooming list, waiting list, forecasting, overbooking</w:t>
-      </w:r>
-      <w:r>
-        <w:t xml:space="preserve"> y </w:t>
-      </w:r>
-      <w:r>
-        <w:rPr>
-          <w:rStyle w:val="Extranjerismo"/>
-        </w:rPr>
-        <w:t>no show</w:t>
-      </w:r>
-      <w:r>
-        <w:t xml:space="preserve"> facilitan el análisis de la demanda, el control de disponibilidad y la toma de decisiones estratégicas dentro del establecimiento. En este sentido, el dominio de estas herramientas fortalece las competencias del personal del área de reservas y contribuye a garantizar una operación hotelera organizada, rentable y orientada a la satisfacción del cliente.</w:t>
+        <w:t>establecimiento. En este sentido, el dominio de estas herramientas fortalece las competencias del personal del área de reservas y contribuye a garantizar una operación hotelera organizada, rentable y orientada a la satisfacción del cliente.</w:t>
       </w:r>
     </w:p>
     <w:p>
@@ -7112,7 +7422,7 @@
       <w:pPr>
         <w:pStyle w:val="Ttulo1"/>
       </w:pPr>
-      <w:bookmarkStart w:id="13" w:name="_Toc235520212"/>
+      <w:bookmarkStart w:id="13" w:name="_Toc237428258"/>
       <w:r>
         <w:lastRenderedPageBreak/>
         <w:t>Procedimientos técnicos</w:t>
@@ -7177,7 +7487,7 @@
       <w:pPr>
         <w:pStyle w:val="Ttulo2"/>
       </w:pPr>
-      <w:bookmarkStart w:id="14" w:name="_Toc235520213"/>
+      <w:bookmarkStart w:id="14" w:name="_Toc237428259"/>
       <w:r>
         <w:t>Confirmación</w:t>
       </w:r>
@@ -7548,7 +7858,7 @@
       <w:pPr>
         <w:pStyle w:val="Ttulo2"/>
       </w:pPr>
-      <w:bookmarkStart w:id="15" w:name="_Toc235520214"/>
+      <w:bookmarkStart w:id="15" w:name="_Toc237428260"/>
       <w:r>
         <w:t>Modificación</w:t>
       </w:r>
@@ -7700,6 +8010,7 @@
       <w:r>
         <w:rPr>
           <w:rStyle w:val="Extranjerismo"/>
+          <w:lang w:val="es-CO"/>
         </w:rPr>
         <w:t>software</w:t>
       </w:r>
@@ -7721,13 +8032,12 @@
       <w:r>
         <w:rPr>
           <w:noProof/>
-          <w:lang w:val="es-419" w:eastAsia="es-CO"/>
         </w:rPr>
         <w:drawing>
-          <wp:inline distT="0" distB="0" distL="0" distR="0" wp14:anchorId="1B42D1EF" wp14:editId="24D2DB0E">
-            <wp:extent cx="6332220" cy="4267835"/>
-            <wp:effectExtent l="0" t="0" r="0" b="0"/>
-            <wp:docPr id="9" name="Imagen 9" descr="La figura 4 detalla la interfaz del sistema PMS para la modificación de reservas hoteleras. El administrador visualiza la información del huésped y actualiza datos de la reserva, como fechas de estadía, número de noches y tipo de habitación, mientras el sistema calcula automáticamente los cambios en la tarifa y el valor total de la reserva."/>
+          <wp:inline distT="0" distB="0" distL="0" distR="0" wp14:anchorId="08AFEB84" wp14:editId="6DBB0223">
+            <wp:extent cx="4680000" cy="3211200"/>
+            <wp:effectExtent l="0" t="0" r="6350" b="8255"/>
+            <wp:docPr id="297926187" name="Imagen 6" descr="La figura 4 detalla la interfaz del sistema PMS para la modificación de reservas hoteleras. El administrador visualiza la información del huésped y actualiza datos de la reserva, como fechas de estadía, número de noches y tipo de habitación, mientras el sistema calcula automáticamente los cambios en la tarifa y el valor total de la reserva."/>
             <wp:cNvGraphicFramePr>
               <a:graphicFrameLocks xmlns:a="http://schemas.openxmlformats.org/drawingml/2006/main" noChangeAspect="1"/>
             </wp:cNvGraphicFramePr>
@@ -7735,8 +8045,10 @@
               <a:graphicData uri="http://schemas.openxmlformats.org/drawingml/2006/picture">
                 <pic:pic xmlns:pic="http://schemas.openxmlformats.org/drawingml/2006/picture">
                   <pic:nvPicPr>
-                    <pic:cNvPr id="9" name="Imagen 9" descr="La figura 4 detalla la interfaz del sistema PMS para la modificación de reservas hoteleras. El administrador visualiza la información del huésped y actualiza datos de la reserva, como fechas de estadía, número de noches y tipo de habitación, mientras el sistema calcula automáticamente los cambios en la tarifa y el valor total de la reserva."/>
-                    <pic:cNvPicPr/>
+                    <pic:cNvPr id="297926187" name="Imagen 6" descr="La figura 4 detalla la interfaz del sistema PMS para la modificación de reservas hoteleras. El administrador visualiza la información del huésped y actualiza datos de la reserva, como fechas de estadía, número de noches y tipo de habitación, mientras el sistema calcula automáticamente los cambios en la tarifa y el valor total de la reserva."/>
+                    <pic:cNvPicPr>
+                      <a:picLocks noChangeAspect="1" noChangeArrowheads="1"/>
+                    </pic:cNvPicPr>
                   </pic:nvPicPr>
                   <pic:blipFill>
                     <a:blip r:embed="rId16" cstate="print">
@@ -7746,18 +8058,23 @@
                         </a:ext>
                       </a:extLst>
                     </a:blip>
+                    <a:srcRect/>
                     <a:stretch>
                       <a:fillRect/>
                     </a:stretch>
                   </pic:blipFill>
-                  <pic:spPr>
+                  <pic:spPr bwMode="auto">
                     <a:xfrm>
                       <a:off x="0" y="0"/>
-                      <a:ext cx="6332220" cy="4267835"/>
+                      <a:ext cx="4680000" cy="3211200"/>
                     </a:xfrm>
                     <a:prstGeom prst="rect">
                       <a:avLst/>
                     </a:prstGeom>
+                    <a:noFill/>
+                    <a:ln>
+                      <a:noFill/>
+                    </a:ln>
                   </pic:spPr>
                 </pic:pic>
               </a:graphicData>
@@ -7768,7 +8085,7 @@
     </w:p>
     <w:p>
       <w:pPr>
-        <w:ind w:firstLine="708"/>
+        <w:ind w:left="708" w:firstLine="708"/>
         <w:rPr>
           <w:lang w:val="es-419" w:eastAsia="es-CO"/>
         </w:rPr>
@@ -7807,22 +8124,16 @@
         <w:rPr>
           <w:lang w:val="es-419" w:eastAsia="es-CO"/>
         </w:rPr>
-        <w:t xml:space="preserve">Un huésped tiene una reserva confirmada para dos noches en habitación estándar. Dos días antes de su llegada solicita ampliar la estadía y cambiar a habitación </w:t>
-      </w:r>
-      <w:r>
-        <w:rPr>
-          <w:lang w:val="es-419" w:eastAsia="es-CO"/>
-        </w:rPr>
+        <w:t>Un huésped tiene una reserva confirmada para dos noches en habitación estándar. Dos días antes de su llegada solicita ampliar la estadía y cambiar a habitación superior. El área de reservas verifica disponibilidad, ajusta la tarifa y actualiza la información en el sistema PMS.</w:t>
+      </w:r>
+    </w:p>
+    <w:p>
+      <w:pPr>
+        <w:pStyle w:val="Ttulo2"/>
+      </w:pPr>
+      <w:bookmarkStart w:id="16" w:name="_Toc237428261"/>
+      <w:r>
         <w:lastRenderedPageBreak/>
-        <w:t>superior. El área de reservas verifica disponibilidad, ajusta la tarifa y actualiza la información en el sistema PMS.</w:t>
-      </w:r>
-    </w:p>
-    <w:p>
-      <w:pPr>
-        <w:pStyle w:val="Ttulo2"/>
-      </w:pPr>
-      <w:bookmarkStart w:id="16" w:name="_Toc235520215"/>
-      <w:r>
         <w:t>Cancelación</w:t>
       </w:r>
       <w:bookmarkEnd w:id="16"/>
@@ -7968,24 +8279,30 @@
       <w:pPr>
         <w:pStyle w:val="Ttulo2"/>
       </w:pPr>
-      <w:bookmarkStart w:id="17" w:name="_Toc235520216"/>
-      <w:r>
+      <w:bookmarkStart w:id="17" w:name="_Toc237428262"/>
+      <w:r>
+        <w:t>Anulación</w:t>
+      </w:r>
+      <w:bookmarkEnd w:id="17"/>
+    </w:p>
+    <w:p>
+      <w:pPr>
+        <w:rPr>
+          <w:lang w:val="es-419" w:eastAsia="es-CO"/>
+        </w:rPr>
+      </w:pPr>
+      <w:r>
+        <w:rPr>
+          <w:lang w:val="es-419" w:eastAsia="es-CO"/>
+        </w:rPr>
+        <w:t xml:space="preserve">La anulación de una reserva consiste en la eliminación o invalidación de una reserva que fue creada por error, duplicidad o inconsistencia en la información </w:t>
+      </w:r>
+      <w:r>
+        <w:rPr>
+          <w:lang w:val="es-419" w:eastAsia="es-CO"/>
+        </w:rPr>
         <w:lastRenderedPageBreak/>
-        <w:t>Anulación</w:t>
-      </w:r>
-      <w:bookmarkEnd w:id="17"/>
-    </w:p>
-    <w:p>
-      <w:pPr>
-        <w:rPr>
-          <w:lang w:val="es-419" w:eastAsia="es-CO"/>
-        </w:rPr>
-      </w:pPr>
-      <w:r>
-        <w:rPr>
-          <w:lang w:val="es-419" w:eastAsia="es-CO"/>
-        </w:rPr>
-        <w:t>La anulación de una reserva consiste en la eliminación o invalidación de una reserva que fue creada por error, duplicidad o inconsistencia en la información registrada. A diferencia de la cancelación, la anulación generalmente ocurre antes de que la reserva sea confirmada formalmente o cuando se detectan errores administrativos dentro del sistema.</w:t>
+        <w:t>registrada. A diferencia de la cancelación, la anulación generalmente ocurre antes de que la reserva sea confirmada formalmente o cuando se detectan errores administrativos dentro del sistema.</w:t>
       </w:r>
     </w:p>
     <w:p>
@@ -8313,8 +8630,14 @@
         <w:rPr>
           <w:lang w:val="es-419" w:eastAsia="es-CO"/>
         </w:rPr>
+        <w:t xml:space="preserve">Los procedimientos técnicos de reservas permiten garantizar el control y actualización permanente de la información relacionada con la ocupación hotelera y la atención al cliente. Procesos como confirmación, modificación, cancelación y anulación </w:t>
+      </w:r>
+      <w:r>
+        <w:rPr>
+          <w:lang w:val="es-419" w:eastAsia="es-CO"/>
+        </w:rPr>
         <w:lastRenderedPageBreak/>
-        <w:t>Los procedimientos técnicos de reservas permiten garantizar el control y actualización permanente de la información relacionada con la ocupación hotelera y la atención al cliente. Procesos como confirmación, modificación, cancelación y anulación facilitan la organización operativa y contribuyen a mantener la disponibilidad real del establecimiento, optimizando la prestación del servicio. En este sentido, el dominio de estos procedimientos fortalece las competencias técnicas del personal del área de reservas y favorece una gestión eficiente, organizada y orientada a la satisfacción del huésped.</w:t>
+        <w:t>facilitan la organización operativa y contribuyen a mantener la disponibilidad real del establecimiento, optimizando la prestación del servicio. En este sentido, el dominio de estos procedimientos fortalece las competencias técnicas del personal del área de reservas y favorece una gestión eficiente, organizada y orientada a la satisfacción del huésped.</w:t>
       </w:r>
     </w:p>
     <w:p>
@@ -8336,7 +8659,7 @@
       <w:pPr>
         <w:pStyle w:val="Ttulo1"/>
       </w:pPr>
-      <w:bookmarkStart w:id="18" w:name="_Toc235520217"/>
+      <w:bookmarkStart w:id="18" w:name="_Toc237428263"/>
       <w:r>
         <w:lastRenderedPageBreak/>
         <w:t>Políticas y tratamientos de reservas</w:t>
@@ -8387,7 +8710,7 @@
       <w:pPr>
         <w:pStyle w:val="Ttulo2"/>
       </w:pPr>
-      <w:bookmarkStart w:id="19" w:name="_Toc235520218"/>
+      <w:bookmarkStart w:id="19" w:name="_Toc237428264"/>
       <w:r>
         <w:t>Tratamiento de la reserva</w:t>
       </w:r>
@@ -8798,7 +9121,7 @@
       <w:pPr>
         <w:pStyle w:val="Ttulo2"/>
       </w:pPr>
-      <w:bookmarkStart w:id="20" w:name="_Toc235520219"/>
+      <w:bookmarkStart w:id="20" w:name="_Toc237428265"/>
       <w:r>
         <w:t>Condiciones</w:t>
       </w:r>
@@ -8845,49 +9168,46 @@
           <w:numId w:val="35"/>
         </w:numPr>
         <w:rPr>
-          <w:lang w:val="es-419" w:eastAsia="es-CO"/>
-        </w:rPr>
-      </w:pPr>
-      <w:r>
-        <w:rPr>
-          <w:lang w:val="es-419" w:eastAsia="es-CO"/>
-        </w:rPr>
-        <w:t xml:space="preserve">Horarios de </w:t>
-      </w:r>
+          <w:lang w:val="en-US" w:eastAsia="es-CO"/>
+        </w:rPr>
+      </w:pPr>
       <w:proofErr w:type="spellStart"/>
       <w:r>
         <w:rPr>
+          <w:lang w:val="en-US" w:eastAsia="es-CO"/>
+        </w:rPr>
+        <w:t>Horarios</w:t>
+      </w:r>
+      <w:proofErr w:type="spellEnd"/>
+      <w:r>
+        <w:rPr>
+          <w:lang w:val="en-US" w:eastAsia="es-CO"/>
+        </w:rPr>
+        <w:t xml:space="preserve"> de </w:t>
+      </w:r>
+      <w:r>
+        <w:rPr>
           <w:rStyle w:val="Extranjerismo"/>
-          <w:lang w:val="es-419" w:eastAsia="es-CO"/>
-        </w:rPr>
-        <w:t>check</w:t>
-      </w:r>
-      <w:proofErr w:type="spellEnd"/>
+          <w:lang w:eastAsia="es-CO"/>
+        </w:rPr>
+        <w:t>check-in</w:t>
+      </w:r>
+      <w:r>
+        <w:rPr>
+          <w:lang w:val="en-US" w:eastAsia="es-CO"/>
+        </w:rPr>
+        <w:t xml:space="preserve"> y </w:t>
+      </w:r>
       <w:r>
         <w:rPr>
           <w:rStyle w:val="Extranjerismo"/>
-          <w:lang w:val="es-419" w:eastAsia="es-CO"/>
-        </w:rPr>
-        <w:t>-in</w:t>
-      </w:r>
-      <w:r>
-        <w:rPr>
-          <w:lang w:val="es-419" w:eastAsia="es-CO"/>
-        </w:rPr>
-        <w:t xml:space="preserve"> y </w:t>
-      </w:r>
-      <w:proofErr w:type="spellStart"/>
-      <w:r>
-        <w:rPr>
-          <w:rStyle w:val="Extranjerismo"/>
-          <w:lang w:val="es-419" w:eastAsia="es-CO"/>
+          <w:lang w:eastAsia="es-CO"/>
         </w:rPr>
         <w:t>check-out</w:t>
       </w:r>
-      <w:proofErr w:type="spellEnd"/>
-      <w:r>
-        <w:rPr>
-          <w:lang w:val="es-419" w:eastAsia="es-CO"/>
+      <w:r>
+        <w:rPr>
+          <w:lang w:val="en-US" w:eastAsia="es-CO"/>
         </w:rPr>
         <w:t>.</w:t>
       </w:r>
@@ -8999,7 +9319,7 @@
       <w:pPr>
         <w:pStyle w:val="Ttulo2"/>
       </w:pPr>
-      <w:bookmarkStart w:id="21" w:name="_Toc235520220"/>
+      <w:bookmarkStart w:id="21" w:name="_Toc237428266"/>
       <w:r>
         <w:t>Políticas</w:t>
       </w:r>
@@ -9213,7 +9533,7 @@
       <w:pPr>
         <w:pStyle w:val="Ttulo2"/>
       </w:pPr>
-      <w:bookmarkStart w:id="22" w:name="_Toc235520221"/>
+      <w:bookmarkStart w:id="22" w:name="_Toc237428267"/>
       <w:r>
         <w:t>Garantía de reserva</w:t>
       </w:r>
@@ -9554,7 +9874,7 @@
           <w:u w:val="single"/>
         </w:rPr>
       </w:pPr>
-      <w:bookmarkStart w:id="23" w:name="_Toc235520222"/>
+      <w:bookmarkStart w:id="23" w:name="_Toc237428268"/>
       <w:r>
         <w:lastRenderedPageBreak/>
         <w:t>Síntesis</w:t>
@@ -9593,12 +9913,85 @@
         </w:rPr>
         <w:t xml:space="preserve">Asimismo, se favorecerá la apropiación de competencias técnicas para la aplicación de procedimientos de confirmación, modificación, cancelación y anulación de reservas, de acuerdo con las políticas y condiciones establecidas por el establecimiento de alojamiento. De igual manera, el aprendiz comprenderá la importancia de herramientas operativas como </w:t>
       </w:r>
+      <w:proofErr w:type="spellStart"/>
       <w:r>
         <w:rPr>
           <w:rStyle w:val="Extranjerismo"/>
-          <w:lang w:eastAsia="es-CO"/>
-        </w:rPr>
-        <w:t>rooming list, waiting list, forecasting, overbooking</w:t>
+          <w:lang w:val="es-CO" w:eastAsia="es-CO"/>
+        </w:rPr>
+        <w:t>rooming</w:t>
+      </w:r>
+      <w:proofErr w:type="spellEnd"/>
+      <w:r>
+        <w:rPr>
+          <w:rStyle w:val="Extranjerismo"/>
+          <w:lang w:val="es-CO" w:eastAsia="es-CO"/>
+        </w:rPr>
+        <w:t xml:space="preserve"> </w:t>
+      </w:r>
+      <w:proofErr w:type="spellStart"/>
+      <w:r>
+        <w:rPr>
+          <w:rStyle w:val="Extranjerismo"/>
+          <w:lang w:val="es-CO" w:eastAsia="es-CO"/>
+        </w:rPr>
+        <w:t>list</w:t>
+      </w:r>
+      <w:proofErr w:type="spellEnd"/>
+      <w:r>
+        <w:rPr>
+          <w:rStyle w:val="Extranjerismo"/>
+          <w:lang w:val="es-CO" w:eastAsia="es-CO"/>
+        </w:rPr>
+        <w:t xml:space="preserve">, </w:t>
+      </w:r>
+      <w:proofErr w:type="spellStart"/>
+      <w:r>
+        <w:rPr>
+          <w:rStyle w:val="Extranjerismo"/>
+          <w:lang w:val="es-CO" w:eastAsia="es-CO"/>
+        </w:rPr>
+        <w:t>waiting</w:t>
+      </w:r>
+      <w:proofErr w:type="spellEnd"/>
+      <w:r>
+        <w:rPr>
+          <w:rStyle w:val="Extranjerismo"/>
+          <w:lang w:val="es-CO" w:eastAsia="es-CO"/>
+        </w:rPr>
+        <w:t xml:space="preserve"> </w:t>
+      </w:r>
+      <w:proofErr w:type="spellStart"/>
+      <w:r>
+        <w:rPr>
+          <w:rStyle w:val="Extranjerismo"/>
+          <w:lang w:val="es-CO" w:eastAsia="es-CO"/>
+        </w:rPr>
+        <w:t>list</w:t>
+      </w:r>
+      <w:proofErr w:type="spellEnd"/>
+      <w:r>
+        <w:rPr>
+          <w:rStyle w:val="Extranjerismo"/>
+          <w:lang w:val="es-CO" w:eastAsia="es-CO"/>
+        </w:rPr>
+        <w:t xml:space="preserve">, </w:t>
+      </w:r>
+      <w:proofErr w:type="spellStart"/>
+      <w:r>
+        <w:rPr>
+          <w:rStyle w:val="Extranjerismo"/>
+          <w:lang w:val="es-CO" w:eastAsia="es-CO"/>
+        </w:rPr>
+        <w:t>forecasting</w:t>
+      </w:r>
+      <w:proofErr w:type="spellEnd"/>
+      <w:r>
+        <w:rPr>
+          <w:rStyle w:val="Extranjerismo"/>
+          <w:lang w:val="es-CO" w:eastAsia="es-CO"/>
+        </w:rPr>
+        <w:t>, overbooking</w:t>
       </w:r>
       <w:r>
         <w:rPr>
@@ -9610,7 +10003,7 @@
       <w:r>
         <w:rPr>
           <w:rStyle w:val="Extranjerismo"/>
-          <w:lang w:eastAsia="es-CO"/>
+          <w:lang w:val="es-CO" w:eastAsia="es-CO"/>
         </w:rPr>
         <w:t>no show</w:t>
       </w:r>
@@ -9714,7 +10107,7 @@
       <w:pPr>
         <w:pStyle w:val="Titulosgenerales"/>
       </w:pPr>
-      <w:bookmarkStart w:id="24" w:name="_Toc235520223"/>
+      <w:bookmarkStart w:id="24" w:name="_Toc237428269"/>
       <w:r>
         <w:lastRenderedPageBreak/>
         <w:t>Glosario</w:t>
@@ -9722,24 +10115,19 @@
       <w:bookmarkEnd w:id="24"/>
     </w:p>
     <w:p>
+      <w:proofErr w:type="spellStart"/>
       <w:r>
         <w:rPr>
           <w:rStyle w:val="Extranjerismo"/>
           <w:b/>
           <w:bCs/>
+          <w:lang w:val="es-CO"/>
         </w:rPr>
         <w:t>Allotment</w:t>
       </w:r>
-      <w:r>
-        <w:t xml:space="preserve">: cupo de habitaciones asignado por el hotel </w:t>
-      </w:r>
-      <w:proofErr w:type="gramStart"/>
-      <w:r>
-        <w:t>a</w:t>
-      </w:r>
-      <w:proofErr w:type="gramEnd"/>
-      <w:r>
-        <w:t xml:space="preserve"> agencias o empresas para su comercialización durante un periodo determinado.</w:t>
+      <w:proofErr w:type="spellEnd"/>
+      <w:r>
+        <w:t>: cupo de habitaciones asignado por el hotel a agencias o empresas para su comercialización durante un periodo determinado.</w:t>
       </w:r>
     </w:p>
     <w:p>
@@ -9755,321 +10143,210 @@
       </w:r>
     </w:p>
     <w:p>
+      <w:proofErr w:type="spellStart"/>
       <w:r>
         <w:rPr>
           <w:rStyle w:val="Extranjerismo"/>
           <w:b/>
           <w:bCs/>
-        </w:rPr>
-        <w:t>Booking engine</w:t>
-      </w:r>
-      <w:r>
-        <w:t xml:space="preserve">: motor de reservas integrado a páginas web que permite realizar reservas </w:t>
-      </w:r>
-      <w:r>
-        <w:rPr>
-          <w:rStyle w:val="Extranjerismo"/>
-        </w:rPr>
-        <w:t>online</w:t>
-      </w:r>
-      <w:r>
-        <w:t>.</w:t>
-      </w:r>
-    </w:p>
-    <w:p>
-      <w:r>
-        <w:rPr>
-          <w:b/>
-          <w:bCs/>
-        </w:rPr>
-        <w:t>Canal de reserva</w:t>
-      </w:r>
-      <w:r>
-        <w:t>: medio utilizado para comercializar y gestionar reservas hoteleras.</w:t>
-      </w:r>
-    </w:p>
-    <w:p>
-      <w:r>
-        <w:rPr>
-          <w:b/>
-          <w:bCs/>
-        </w:rPr>
-        <w:t>Cancelación</w:t>
-      </w:r>
-      <w:r>
-        <w:t>: suspensión de una reserva antes de la fecha de llegada del huésped.</w:t>
-      </w:r>
-    </w:p>
-    <w:p>
+          <w:lang w:val="es-CO"/>
+        </w:rPr>
+        <w:t>Booking</w:t>
+      </w:r>
+      <w:proofErr w:type="spellEnd"/>
       <w:r>
         <w:rPr>
           <w:rStyle w:val="Extranjerismo"/>
           <w:b/>
           <w:bCs/>
-        </w:rPr>
-        <w:t>Channel manager</w:t>
-      </w:r>
-      <w:r>
-        <w:t xml:space="preserve">: </w:t>
-      </w:r>
-      <w:r>
-        <w:rPr>
-          <w:rStyle w:val="Extranjerismo"/>
-        </w:rPr>
-        <w:t>software</w:t>
-      </w:r>
-      <w:r>
-        <w:t xml:space="preserve"> que sincroniza tarifas y disponibilidad en diferentes canales de venta.</w:t>
-      </w:r>
-    </w:p>
-    <w:p>
+          <w:lang w:val="es-CO"/>
+        </w:rPr>
+        <w:t xml:space="preserve"> </w:t>
+      </w:r>
+      <w:proofErr w:type="spellStart"/>
       <w:r>
         <w:rPr>
           <w:rStyle w:val="Extranjerismo"/>
           <w:b/>
           <w:bCs/>
-        </w:rPr>
-        <w:t>Check-in</w:t>
-      </w:r>
-      <w:r>
-        <w:t>: proceso de registro e ingreso del huésped al establecimiento de alojamiento.</w:t>
-      </w:r>
-    </w:p>
-    <w:p>
+          <w:lang w:val="es-CO"/>
+        </w:rPr>
+        <w:t>engine</w:t>
+      </w:r>
+      <w:proofErr w:type="spellEnd"/>
+      <w:r>
+        <w:t xml:space="preserve">: motor de reservas integrado a páginas web que permite realizar reservas </w:t>
+      </w:r>
+      <w:r>
+        <w:rPr>
+          <w:rStyle w:val="Extranjerismo"/>
+          <w:lang w:val="es-CO"/>
+        </w:rPr>
+        <w:t>online</w:t>
+      </w:r>
+      <w:r>
+        <w:t>.</w:t>
+      </w:r>
+    </w:p>
+    <w:p>
+      <w:r>
+        <w:rPr>
+          <w:b/>
+          <w:bCs/>
+        </w:rPr>
+        <w:t>Canal de reserva</w:t>
+      </w:r>
+      <w:r>
+        <w:t>: medio utilizado para comercializar y gestionar reservas hoteleras.</w:t>
+      </w:r>
+    </w:p>
+    <w:p>
+      <w:r>
+        <w:rPr>
+          <w:b/>
+          <w:bCs/>
+        </w:rPr>
+        <w:t>Cancelación</w:t>
+      </w:r>
+      <w:r>
+        <w:t>: suspensión de una reserva antes de la fecha de llegada del huésped.</w:t>
+      </w:r>
+    </w:p>
+    <w:p>
+      <w:proofErr w:type="spellStart"/>
       <w:r>
         <w:rPr>
           <w:rStyle w:val="Extranjerismo"/>
           <w:b/>
           <w:bCs/>
-        </w:rPr>
-        <w:t>Check-out</w:t>
-      </w:r>
+          <w:lang w:val="es-CO"/>
+        </w:rPr>
+        <w:t>Channel</w:t>
+      </w:r>
+      <w:proofErr w:type="spellEnd"/>
       <w:r>
         <w:rPr>
           <w:rStyle w:val="Extranjerismo"/>
           <w:b/>
           <w:bCs/>
-        </w:rPr>
-        <w:t>:</w:t>
-      </w:r>
-      <w:r>
-        <w:t xml:space="preserve"> p</w:t>
-      </w:r>
-      <w:r>
-        <w:t>roceso de salida del huésped y cierre de cuenta en el hotel.</w:t>
-      </w:r>
-    </w:p>
-    <w:p>
-      <w:r>
-        <w:rPr>
-          <w:b/>
-          <w:bCs/>
-        </w:rPr>
-        <w:t>Código de reserva</w:t>
-      </w:r>
-      <w:r>
-        <w:t>: i</w:t>
-      </w:r>
-      <w:r>
-        <w:t>dentificador alfanumérico asignado a una reserva dentro del sistema hotelero.</w:t>
-      </w:r>
-    </w:p>
-    <w:p>
-      <w:r>
-        <w:rPr>
-          <w:b/>
-          <w:bCs/>
-        </w:rPr>
-        <w:t>Confirmación</w:t>
-      </w:r>
-      <w:r>
-        <w:t>: p</w:t>
-      </w:r>
-      <w:r>
-        <w:t>roceso mediante el cual el hotel valida y acepta oficialmente una reserva.</w:t>
-      </w:r>
-    </w:p>
-    <w:p>
+          <w:lang w:val="es-CO"/>
+        </w:rPr>
+        <w:t xml:space="preserve"> manager</w:t>
+      </w:r>
+      <w:r>
+        <w:t xml:space="preserve">: </w:t>
+      </w:r>
+      <w:r>
+        <w:rPr>
+          <w:rStyle w:val="Extranjerismo"/>
+          <w:lang w:val="es-CO"/>
+        </w:rPr>
+        <w:t>software</w:t>
+      </w:r>
+      <w:r>
+        <w:t xml:space="preserve"> que sincroniza tarifas y disponibilidad en diferentes canales de venta.</w:t>
+      </w:r>
+    </w:p>
+    <w:p>
+      <w:proofErr w:type="spellStart"/>
       <w:r>
         <w:rPr>
           <w:rStyle w:val="Extranjerismo"/>
           <w:b/>
           <w:bCs/>
-        </w:rPr>
-        <w:t>Forecasting</w:t>
-      </w:r>
-      <w:r>
-        <w:t>: p</w:t>
-      </w:r>
-      <w:r>
-        <w:t>ronóstico de ocupación hotelera basado en análisis de demanda y reservas.</w:t>
-      </w:r>
-    </w:p>
-    <w:p>
-      <w:r>
-        <w:rPr>
-          <w:b/>
-          <w:bCs/>
-        </w:rPr>
-        <w:lastRenderedPageBreak/>
-        <w:t>Garantía de reserva</w:t>
-      </w:r>
-      <w:r>
-        <w:t>: r</w:t>
-      </w:r>
-      <w:r>
-        <w:t>espaldo económico que asegura la disponibilidad de la habitación para el huésped.</w:t>
-      </w:r>
-    </w:p>
-    <w:p>
-      <w:r>
-        <w:rPr>
-          <w:b/>
-          <w:bCs/>
-        </w:rPr>
-        <w:t>GDS (</w:t>
-      </w:r>
+          <w:lang w:val="es-CO"/>
+        </w:rPr>
+        <w:t>Check</w:t>
+      </w:r>
+      <w:proofErr w:type="spellEnd"/>
       <w:r>
         <w:rPr>
           <w:rStyle w:val="Extranjerismo"/>
           <w:b/>
           <w:bCs/>
-        </w:rPr>
-        <w:t>Global Distribution System</w:t>
-      </w:r>
-      <w:r>
-        <w:rPr>
-          <w:b/>
-          <w:bCs/>
-        </w:rPr>
-        <w:t>)</w:t>
-      </w:r>
-      <w:r>
-        <w:t>: s</w:t>
-      </w:r>
-      <w:r>
-        <w:t>istema global de distribución utilizado para comercializar servicios turísticos y hoteleros.</w:t>
-      </w:r>
-    </w:p>
-    <w:p>
-      <w:r>
-        <w:rPr>
-          <w:b/>
-          <w:bCs/>
-        </w:rPr>
-        <w:t>Habitación estándar</w:t>
-      </w:r>
-      <w:r>
-        <w:t>: t</w:t>
-      </w:r>
-      <w:r>
-        <w:t>ipo básico de habitación ofrecida por un establecimiento hotelero.</w:t>
-      </w:r>
-    </w:p>
-    <w:p>
-      <w:r>
-        <w:rPr>
-          <w:b/>
-          <w:bCs/>
-        </w:rPr>
-        <w:t>Huésped</w:t>
-      </w:r>
-      <w:r>
-        <w:t>: p</w:t>
-      </w:r>
-      <w:r>
-        <w:t>ersona que utiliza el servicio de alojamiento en un establecimiento hotelero.</w:t>
-      </w:r>
-    </w:p>
-    <w:p>
-      <w:r>
-        <w:rPr>
-          <w:b/>
-          <w:bCs/>
-        </w:rPr>
-        <w:t>Inventario hotelero</w:t>
-      </w:r>
-      <w:r>
-        <w:t>: d</w:t>
-      </w:r>
-      <w:r>
-        <w:t>isponibilidad total de habitaciones que posee un establecimiento.</w:t>
-      </w:r>
-    </w:p>
-    <w:p>
-      <w:r>
-        <w:rPr>
-          <w:b/>
-          <w:bCs/>
-        </w:rPr>
-        <w:t>Lista de espera (</w:t>
-      </w:r>
+          <w:lang w:val="es-CO"/>
+        </w:rPr>
+        <w:t>-in</w:t>
+      </w:r>
+      <w:r>
+        <w:t>: proceso de registro e ingreso del huésped al establecimiento de alojamiento.</w:t>
+      </w:r>
+    </w:p>
+    <w:p>
+      <w:proofErr w:type="spellStart"/>
       <w:r>
         <w:rPr>
           <w:rStyle w:val="Extranjerismo"/>
           <w:b/>
           <w:bCs/>
-        </w:rPr>
-        <w:t>waiting list</w:t>
-      </w:r>
-      <w:r>
-        <w:rPr>
-          <w:b/>
-          <w:bCs/>
-        </w:rPr>
-        <w:t>)</w:t>
-      </w:r>
-      <w:r>
-        <w:rPr>
-          <w:b/>
-          <w:bCs/>
-        </w:rPr>
-        <w:t>:</w:t>
-      </w:r>
-      <w:r>
-        <w:t xml:space="preserve"> r</w:t>
-      </w:r>
-      <w:r>
-        <w:t>egistro de clientes pendientes de disponibilidad de habitaciones.</w:t>
-      </w:r>
-    </w:p>
-    <w:p>
-      <w:r>
-        <w:rPr>
-          <w:b/>
-          <w:bCs/>
-        </w:rPr>
-        <w:t>Modificación de reserva</w:t>
-      </w:r>
-      <w:r>
-        <w:t>: c</w:t>
-      </w:r>
-      <w:r>
-        <w:t>ambio realizado sobre una reserva previamente confirmada.</w:t>
-      </w:r>
-    </w:p>
-    <w:p>
+          <w:lang w:val="es-CO"/>
+        </w:rPr>
+        <w:t>Check-out</w:t>
+      </w:r>
+      <w:proofErr w:type="spellEnd"/>
       <w:r>
         <w:rPr>
           <w:rStyle w:val="Extranjerismo"/>
           <w:b/>
           <w:bCs/>
-        </w:rPr>
-        <w:t>No show</w:t>
-      </w:r>
+          <w:lang w:val="es-CO"/>
+        </w:rPr>
+        <w:t>:</w:t>
+      </w:r>
+      <w:r>
+        <w:t xml:space="preserve"> p</w:t>
+      </w:r>
+      <w:r>
+        <w:t>roceso de salida del huésped y cierre de cuenta en el hotel.</w:t>
+      </w:r>
+    </w:p>
+    <w:p>
+      <w:r>
+        <w:rPr>
+          <w:b/>
+          <w:bCs/>
+        </w:rPr>
+        <w:t>Código de reserva</w:t>
+      </w:r>
+      <w:r>
+        <w:t>: i</w:t>
+      </w:r>
+      <w:r>
+        <w:t>dentificador alfanumérico asignado a una reserva dentro del sistema hotelero.</w:t>
+      </w:r>
+    </w:p>
+    <w:p>
+      <w:r>
+        <w:rPr>
+          <w:b/>
+          <w:bCs/>
+        </w:rPr>
+        <w:t>Confirmación</w:t>
+      </w:r>
+      <w:r>
+        <w:t>: p</w:t>
+      </w:r>
+      <w:r>
+        <w:t>roceso mediante el cual el hotel valida y acepta oficialmente una reserva.</w:t>
+      </w:r>
+    </w:p>
+    <w:p>
+      <w:proofErr w:type="spellStart"/>
       <w:r>
         <w:rPr>
           <w:rStyle w:val="Extranjerismo"/>
           <w:b/>
           <w:bCs/>
-        </w:rPr>
-        <w:t>:</w:t>
-      </w:r>
-      <w:r>
-        <w:t xml:space="preserve"> s</w:t>
-      </w:r>
-      <w:r>
-        <w:t>ituación en la cual el huésped no se presenta sin cancelar la reserva.</w:t>
+          <w:lang w:val="es-CO"/>
+        </w:rPr>
+        <w:t>Forecasting</w:t>
+      </w:r>
+      <w:proofErr w:type="spellEnd"/>
+      <w:r>
+        <w:t>: p</w:t>
+      </w:r>
+      <w:r>
+        <w:t>ronóstico de ocupación hotelera basado en análisis de demanda y reservas.</w:t>
       </w:r>
     </w:p>
     <w:p>
@@ -10078,13 +10355,14 @@
           <w:b/>
           <w:bCs/>
         </w:rPr>
-        <w:t>Ocupación hotelera</w:t>
-      </w:r>
-      <w:r>
-        <w:t>: p</w:t>
-      </w:r>
-      <w:r>
-        <w:t>orcentaje de habitaciones vendidas respecto al total disponible.</w:t>
+        <w:lastRenderedPageBreak/>
+        <w:t>Garantía de reserva</w:t>
+      </w:r>
+      <w:r>
+        <w:t>: r</w:t>
+      </w:r>
+      <w:r>
+        <w:t>espaldo económico que asegura la disponibilidad de la habitación para el huésped.</w:t>
       </w:r>
     </w:p>
     <w:p>
@@ -10093,191 +10371,485 @@
           <w:b/>
           <w:bCs/>
         </w:rPr>
-        <w:t>OTA (</w:t>
+        <w:t>GDS (</w:t>
       </w:r>
       <w:r>
         <w:rPr>
           <w:rStyle w:val="Extranjerismo"/>
           <w:b/>
           <w:bCs/>
-        </w:rPr>
-        <w:t>Online Travel Agency</w:t>
-      </w:r>
-      <w:r>
-        <w:rPr>
-          <w:b/>
-          <w:bCs/>
-        </w:rPr>
-        <w:t>)</w:t>
-      </w:r>
-      <w:r>
-        <w:rPr>
-          <w:b/>
-          <w:bCs/>
-        </w:rPr>
-        <w:t>:</w:t>
-      </w:r>
-      <w:r>
-        <w:t xml:space="preserve"> a</w:t>
-      </w:r>
-      <w:r>
-        <w:t>gencia de viajes online que comercializa servicios turísticos y hoteleros.</w:t>
-      </w:r>
-    </w:p>
-    <w:p>
+          <w:lang w:val="es-CO"/>
+        </w:rPr>
+        <w:t xml:space="preserve">Global </w:t>
+      </w:r>
+      <w:proofErr w:type="spellStart"/>
       <w:r>
         <w:rPr>
           <w:rStyle w:val="Extranjerismo"/>
           <w:b/>
           <w:bCs/>
-        </w:rPr>
-        <w:t>Overbooking</w:t>
-      </w:r>
-      <w:r>
-        <w:t>: v</w:t>
-      </w:r>
-      <w:r>
-        <w:t>enta de habitaciones por encima de la disponibilidad real del hotel.</w:t>
-      </w:r>
-    </w:p>
-    <w:p>
-      <w:r>
-        <w:rPr>
-          <w:b/>
-          <w:bCs/>
-        </w:rPr>
-        <w:lastRenderedPageBreak/>
-        <w:t>PMS (</w:t>
-      </w:r>
+          <w:lang w:val="es-CO"/>
+        </w:rPr>
+        <w:t>Distribution</w:t>
+      </w:r>
+      <w:proofErr w:type="spellEnd"/>
       <w:r>
         <w:rPr>
           <w:rStyle w:val="Extranjerismo"/>
           <w:b/>
           <w:bCs/>
-        </w:rPr>
-        <w:t>Property Management System</w:t>
-      </w:r>
-      <w:r>
-        <w:rPr>
-          <w:b/>
-          <w:bCs/>
-        </w:rPr>
-        <w:t>)</w:t>
-      </w:r>
-      <w:r>
-        <w:rPr>
-          <w:b/>
-          <w:bCs/>
-        </w:rPr>
-        <w:t>:</w:t>
-      </w:r>
-      <w:r>
-        <w:t xml:space="preserve"> s</w:t>
-      </w:r>
-      <w:r>
-        <w:t>istema informático utilizado para gestionar operaciones hoteleras y reservas.</w:t>
-      </w:r>
-    </w:p>
-    <w:p>
-      <w:r>
-        <w:rPr>
-          <w:b/>
-          <w:bCs/>
-        </w:rPr>
-        <w:t>Política de cancelación</w:t>
-      </w:r>
-      <w:r>
-        <w:t>: c</w:t>
-      </w:r>
-      <w:r>
-        <w:t>ondiciones establecidas por el hotel para cancelar una reserva.</w:t>
-      </w:r>
-    </w:p>
-    <w:p>
-      <w:r>
-        <w:rPr>
-          <w:b/>
-          <w:bCs/>
-        </w:rPr>
-        <w:t>Pronóstico de ocupación</w:t>
-      </w:r>
-      <w:r>
-        <w:t>: e</w:t>
-      </w:r>
-      <w:r>
-        <w:t>stimación futura del nivel de ocupación del establecimiento.</w:t>
-      </w:r>
-    </w:p>
-    <w:p>
-      <w:r>
-        <w:rPr>
-          <w:b/>
-          <w:bCs/>
-        </w:rPr>
-        <w:t>Reserva garantizada</w:t>
-      </w:r>
-      <w:r>
-        <w:t>: r</w:t>
-      </w:r>
-      <w:r>
-        <w:t>eserva respaldada mediante pago anticipado o tarjeta de crédito.</w:t>
-      </w:r>
-    </w:p>
-    <w:p>
-      <w:r>
-        <w:rPr>
-          <w:b/>
-          <w:bCs/>
-        </w:rPr>
-        <w:t>Reserva provisional</w:t>
-      </w:r>
-      <w:r>
-        <w:t>: r</w:t>
-      </w:r>
-      <w:r>
-        <w:t>eserva pendiente de confirmación definitiva.</w:t>
-      </w:r>
-    </w:p>
-    <w:p>
+          <w:lang w:val="es-CO"/>
+        </w:rPr>
+        <w:t xml:space="preserve"> </w:t>
+      </w:r>
+      <w:proofErr w:type="spellStart"/>
       <w:r>
         <w:rPr>
           <w:rStyle w:val="Extranjerismo"/>
           <w:b/>
           <w:bCs/>
-        </w:rPr>
-        <w:t>Rooming list</w:t>
-      </w:r>
-      <w:r>
-        <w:t>: d</w:t>
-      </w:r>
-      <w:r>
-        <w:t>ocumento que contiene la distribución y datos de huéspedes de una reserva grupal.</w:t>
-      </w:r>
-    </w:p>
-    <w:p>
+          <w:lang w:val="es-CO"/>
+        </w:rPr>
+        <w:t>System</w:t>
+      </w:r>
+      <w:proofErr w:type="spellEnd"/>
       <w:r>
         <w:rPr>
           <w:b/>
           <w:bCs/>
         </w:rPr>
-        <w:t>Tarifa hotelera</w:t>
-      </w:r>
-      <w:r>
-        <w:t>: v</w:t>
-      </w:r>
-      <w:r>
-        <w:t>alor económico asignado al servicio de alojamiento.</w:t>
-      </w:r>
-    </w:p>
-    <w:p>
+        <w:t>)</w:t>
+      </w:r>
+      <w:r>
+        <w:t>: s</w:t>
+      </w:r>
+      <w:r>
+        <w:t>istema global de distribución utilizado para comercializar servicios turísticos y hoteleros.</w:t>
+      </w:r>
+    </w:p>
+    <w:p>
+      <w:r>
+        <w:rPr>
+          <w:b/>
+          <w:bCs/>
+        </w:rPr>
+        <w:t>Habitación estándar</w:t>
+      </w:r>
+      <w:r>
+        <w:t>: t</w:t>
+      </w:r>
+      <w:r>
+        <w:t>ipo básico de habitación ofrecida por un establecimiento hotelero.</w:t>
+      </w:r>
+    </w:p>
+    <w:p>
+      <w:r>
+        <w:rPr>
+          <w:b/>
+          <w:bCs/>
+        </w:rPr>
+        <w:t>Huésped</w:t>
+      </w:r>
+      <w:r>
+        <w:t>: p</w:t>
+      </w:r>
+      <w:r>
+        <w:t>ersona que utiliza el servicio de alojamiento en un establecimiento hotelero.</w:t>
+      </w:r>
+    </w:p>
+    <w:p>
+      <w:r>
+        <w:rPr>
+          <w:b/>
+          <w:bCs/>
+        </w:rPr>
+        <w:t>Inventario hotelero</w:t>
+      </w:r>
+      <w:r>
+        <w:t>: d</w:t>
+      </w:r>
+      <w:r>
+        <w:t>isponibilidad total de habitaciones que posee un establecimiento.</w:t>
+      </w:r>
+    </w:p>
+    <w:p>
+      <w:r>
+        <w:rPr>
+          <w:b/>
+          <w:bCs/>
+        </w:rPr>
+        <w:t>Lista de espera (</w:t>
+      </w:r>
+      <w:proofErr w:type="spellStart"/>
       <w:r>
         <w:rPr>
           <w:rStyle w:val="Extranjerismo"/>
           <w:b/>
           <w:bCs/>
+          <w:lang w:val="es-CO"/>
+        </w:rPr>
+        <w:t>waiting</w:t>
+      </w:r>
+      <w:proofErr w:type="spellEnd"/>
+      <w:r>
+        <w:rPr>
+          <w:rStyle w:val="Extranjerismo"/>
+          <w:b/>
+          <w:bCs/>
+          <w:lang w:val="es-CO"/>
+        </w:rPr>
+        <w:t xml:space="preserve"> </w:t>
+      </w:r>
+      <w:proofErr w:type="spellStart"/>
+      <w:r>
+        <w:rPr>
+          <w:rStyle w:val="Extranjerismo"/>
+          <w:b/>
+          <w:bCs/>
+          <w:lang w:val="es-CO"/>
+        </w:rPr>
+        <w:t>list</w:t>
+      </w:r>
+      <w:proofErr w:type="spellEnd"/>
+      <w:r>
+        <w:rPr>
+          <w:b/>
+          <w:bCs/>
+        </w:rPr>
+        <w:t>)</w:t>
+      </w:r>
+      <w:r>
+        <w:rPr>
+          <w:b/>
+          <w:bCs/>
+        </w:rPr>
+        <w:t>:</w:t>
+      </w:r>
+      <w:r>
+        <w:t xml:space="preserve"> r</w:t>
+      </w:r>
+      <w:r>
+        <w:t>egistro de clientes pendientes de disponibilidad de habitaciones.</w:t>
+      </w:r>
+    </w:p>
+    <w:p>
+      <w:r>
+        <w:rPr>
+          <w:b/>
+          <w:bCs/>
+        </w:rPr>
+        <w:t>Modificación de reserva</w:t>
+      </w:r>
+      <w:r>
+        <w:t>: c</w:t>
+      </w:r>
+      <w:r>
+        <w:t>ambio realizado sobre una reserva previamente confirmada.</w:t>
+      </w:r>
+    </w:p>
+    <w:p>
+      <w:r>
+        <w:rPr>
+          <w:rStyle w:val="Extranjerismo"/>
+          <w:b/>
+          <w:bCs/>
+          <w:lang w:val="es-CO"/>
+        </w:rPr>
+        <w:t>No show</w:t>
+      </w:r>
+      <w:r>
+        <w:rPr>
+          <w:rStyle w:val="Extranjerismo"/>
+          <w:b/>
+          <w:bCs/>
+          <w:lang w:val="es-CO"/>
+        </w:rPr>
+        <w:t>:</w:t>
+      </w:r>
+      <w:r>
+        <w:t xml:space="preserve"> s</w:t>
+      </w:r>
+      <w:r>
+        <w:t>ituación en la cual el huésped no se presenta sin cancelar la reserva.</w:t>
+      </w:r>
+    </w:p>
+    <w:p>
+      <w:r>
+        <w:rPr>
+          <w:b/>
+          <w:bCs/>
+        </w:rPr>
+        <w:t>Ocupación hotelera</w:t>
+      </w:r>
+      <w:r>
+        <w:t>: p</w:t>
+      </w:r>
+      <w:r>
+        <w:t>orcentaje de habitaciones vendidas respecto al total disponible.</w:t>
+      </w:r>
+    </w:p>
+    <w:p>
+      <w:r>
+        <w:rPr>
+          <w:b/>
+          <w:bCs/>
+        </w:rPr>
+        <w:t>OTA (</w:t>
+      </w:r>
+      <w:r>
+        <w:rPr>
+          <w:rStyle w:val="Extranjerismo"/>
+          <w:b/>
+          <w:bCs/>
+          <w:lang w:val="es-CO"/>
+        </w:rPr>
+        <w:t xml:space="preserve">Online </w:t>
+      </w:r>
+      <w:proofErr w:type="spellStart"/>
+      <w:r>
+        <w:rPr>
+          <w:rStyle w:val="Extranjerismo"/>
+          <w:b/>
+          <w:bCs/>
+          <w:lang w:val="es-CO"/>
+        </w:rPr>
+        <w:t>Travel</w:t>
+      </w:r>
+      <w:proofErr w:type="spellEnd"/>
+      <w:r>
+        <w:rPr>
+          <w:rStyle w:val="Extranjerismo"/>
+          <w:b/>
+          <w:bCs/>
+          <w:lang w:val="es-CO"/>
+        </w:rPr>
+        <w:t xml:space="preserve"> Agency</w:t>
+      </w:r>
+      <w:r>
+        <w:rPr>
+          <w:b/>
+          <w:bCs/>
+        </w:rPr>
+        <w:t>)</w:t>
+      </w:r>
+      <w:r>
+        <w:rPr>
+          <w:b/>
+          <w:bCs/>
+        </w:rPr>
+        <w:t>:</w:t>
+      </w:r>
+      <w:r>
+        <w:t xml:space="preserve"> a</w:t>
+      </w:r>
+      <w:r>
+        <w:t>gencia de viajes online que comercializa servicios turísticos y hoteleros.</w:t>
+      </w:r>
+    </w:p>
+    <w:p>
+      <w:r>
+        <w:rPr>
+          <w:rStyle w:val="Extranjerismo"/>
+          <w:b/>
+          <w:bCs/>
+          <w:lang w:val="es-CO"/>
+        </w:rPr>
+        <w:t>Overbooking</w:t>
+      </w:r>
+      <w:r>
+        <w:t>: v</w:t>
+      </w:r>
+      <w:r>
+        <w:t>enta de habitaciones por encima de la disponibilidad real del hotel.</w:t>
+      </w:r>
+    </w:p>
+    <w:p>
+      <w:r>
+        <w:rPr>
+          <w:b/>
+          <w:bCs/>
+        </w:rPr>
+        <w:lastRenderedPageBreak/>
+        <w:t>PMS (</w:t>
+      </w:r>
+      <w:proofErr w:type="spellStart"/>
+      <w:r>
+        <w:rPr>
+          <w:rStyle w:val="Extranjerismo"/>
+          <w:b/>
+          <w:bCs/>
+          <w:lang w:val="es-CO"/>
+        </w:rPr>
+        <w:t>Property</w:t>
+      </w:r>
+      <w:proofErr w:type="spellEnd"/>
+      <w:r>
+        <w:rPr>
+          <w:rStyle w:val="Extranjerismo"/>
+          <w:b/>
+          <w:bCs/>
+          <w:lang w:val="es-CO"/>
+        </w:rPr>
+        <w:t xml:space="preserve"> Management </w:t>
+      </w:r>
+      <w:proofErr w:type="spellStart"/>
+      <w:r>
+        <w:rPr>
+          <w:rStyle w:val="Extranjerismo"/>
+          <w:b/>
+          <w:bCs/>
+          <w:lang w:val="es-CO"/>
+        </w:rPr>
+        <w:t>System</w:t>
+      </w:r>
+      <w:proofErr w:type="spellEnd"/>
+      <w:r>
+        <w:rPr>
+          <w:b/>
+          <w:bCs/>
+        </w:rPr>
+        <w:t>)</w:t>
+      </w:r>
+      <w:r>
+        <w:rPr>
+          <w:b/>
+          <w:bCs/>
+        </w:rPr>
+        <w:t>:</w:t>
+      </w:r>
+      <w:r>
+        <w:t xml:space="preserve"> s</w:t>
+      </w:r>
+      <w:r>
+        <w:t>istema informático utilizado para gestionar operaciones hoteleras y reservas.</w:t>
+      </w:r>
+    </w:p>
+    <w:p>
+      <w:r>
+        <w:rPr>
+          <w:b/>
+          <w:bCs/>
+        </w:rPr>
+        <w:t>Política de cancelación</w:t>
+      </w:r>
+      <w:r>
+        <w:t>: c</w:t>
+      </w:r>
+      <w:r>
+        <w:t>ondiciones establecidas por el hotel para cancelar una reserva.</w:t>
+      </w:r>
+    </w:p>
+    <w:p>
+      <w:r>
+        <w:rPr>
+          <w:b/>
+          <w:bCs/>
+        </w:rPr>
+        <w:t>Pronóstico de ocupación</w:t>
+      </w:r>
+      <w:r>
+        <w:t>: e</w:t>
+      </w:r>
+      <w:r>
+        <w:t>stimación futura del nivel de ocupación del establecimiento.</w:t>
+      </w:r>
+    </w:p>
+    <w:p>
+      <w:r>
+        <w:rPr>
+          <w:b/>
+          <w:bCs/>
+        </w:rPr>
+        <w:t>Reserva garantizada</w:t>
+      </w:r>
+      <w:r>
+        <w:t>: r</w:t>
+      </w:r>
+      <w:r>
+        <w:t>eserva respaldada mediante pago anticipado o tarjeta de crédito.</w:t>
+      </w:r>
+    </w:p>
+    <w:p>
+      <w:r>
+        <w:rPr>
+          <w:b/>
+          <w:bCs/>
+        </w:rPr>
+        <w:t>Reserva provisional</w:t>
+      </w:r>
+      <w:r>
+        <w:t>: r</w:t>
+      </w:r>
+      <w:r>
+        <w:t>eserva pendiente de confirmación definitiva.</w:t>
+      </w:r>
+    </w:p>
+    <w:p>
+      <w:proofErr w:type="spellStart"/>
+      <w:r>
+        <w:rPr>
+          <w:rStyle w:val="Extranjerismo"/>
+          <w:b/>
+          <w:bCs/>
+          <w:lang w:val="es-CO"/>
+        </w:rPr>
+        <w:t>Rooming</w:t>
+      </w:r>
+      <w:proofErr w:type="spellEnd"/>
+      <w:r>
+        <w:rPr>
+          <w:rStyle w:val="Extranjerismo"/>
+          <w:b/>
+          <w:bCs/>
+          <w:lang w:val="es-CO"/>
+        </w:rPr>
+        <w:t xml:space="preserve"> </w:t>
+      </w:r>
+      <w:proofErr w:type="spellStart"/>
+      <w:r>
+        <w:rPr>
+          <w:rStyle w:val="Extranjerismo"/>
+          <w:b/>
+          <w:bCs/>
+          <w:lang w:val="es-CO"/>
+        </w:rPr>
+        <w:t>list</w:t>
+      </w:r>
+      <w:proofErr w:type="spellEnd"/>
+      <w:r>
+        <w:t>: d</w:t>
+      </w:r>
+      <w:r>
+        <w:t>ocumento que contiene la distribución y datos de huéspedes de una reserva grupal.</w:t>
+      </w:r>
+    </w:p>
+    <w:p>
+      <w:r>
+        <w:rPr>
+          <w:b/>
+          <w:bCs/>
+        </w:rPr>
+        <w:t>Tarifa hotelera</w:t>
+      </w:r>
+      <w:r>
+        <w:t>: v</w:t>
+      </w:r>
+      <w:r>
+        <w:t>alor económico asignado al servicio de alojamiento.</w:t>
+      </w:r>
+    </w:p>
+    <w:p>
+      <w:proofErr w:type="spellStart"/>
+      <w:r>
+        <w:rPr>
+          <w:rStyle w:val="Extranjerismo"/>
+          <w:b/>
+          <w:bCs/>
+          <w:lang w:val="es-CO"/>
         </w:rPr>
         <w:t>Upgrade</w:t>
       </w:r>
+      <w:proofErr w:type="spellEnd"/>
       <w:r>
         <w:t>: m</w:t>
       </w:r>
@@ -10289,7 +10861,7 @@
       <w:pPr>
         <w:pStyle w:val="Titulosgenerales"/>
       </w:pPr>
-      <w:bookmarkStart w:id="25" w:name="_Toc235520224"/>
+      <w:bookmarkStart w:id="25" w:name="_Toc237428270"/>
       <w:r>
         <w:lastRenderedPageBreak/>
         <w:t>Referencias bibliográficas</w:t>
@@ -10313,11 +10885,16 @@
       </w:hyperlink>
     </w:p>
     <w:p>
-      <w:r>
-        <w:t>Ateortua, K. S. [</w:t>
-      </w:r>
       <w:proofErr w:type="spellStart"/>
       <w:r>
+        <w:t>Ateortua</w:t>
+      </w:r>
+      <w:proofErr w:type="spellEnd"/>
+      <w:r>
+        <w:t>, K. S. [</w:t>
+      </w:r>
+      <w:proofErr w:type="spellStart"/>
+      <w:r>
         <w:t>ksateortua</w:t>
       </w:r>
       <w:proofErr w:type="spellEnd"/>
@@ -10328,6 +10905,7 @@
       <w:r>
         <w:rPr>
           <w:rStyle w:val="Extranjerismo"/>
+          <w:lang w:val="es-CO"/>
         </w:rPr>
         <w:t>Slideshare</w:t>
       </w:r>
@@ -10358,65 +10936,134 @@
       </w:hyperlink>
     </w:p>
     <w:p>
-      <w:r>
-        <w:t xml:space="preserve">Duran, W. (2018, mayo, 9). Tarifas dinámicas en hoteles, tendencia que ya existe en los viajes de negocios. [Publicación en perfil]. Linkedin. </w:t>
-      </w:r>
-    </w:p>
-    <w:p>
+      <w:pPr>
+        <w:rPr>
+          <w:lang w:val="en-US"/>
+        </w:rPr>
+      </w:pPr>
+      <w:r>
+        <w:t xml:space="preserve">Duran, W. (2018, mayo, 9). Tarifas dinámicas en hoteles, tendencia que ya existe en los viajes de negocios. </w:t>
+      </w:r>
+      <w:r>
+        <w:rPr>
+          <w:lang w:val="en-US"/>
+        </w:rPr>
+        <w:t>[</w:t>
+      </w:r>
       <w:proofErr w:type="spellStart"/>
       <w:r>
+        <w:rPr>
+          <w:lang w:val="en-US"/>
+        </w:rPr>
+        <w:t>Publicación</w:t>
+      </w:r>
+      <w:proofErr w:type="spellEnd"/>
+      <w:r>
+        <w:rPr>
+          <w:lang w:val="en-US"/>
+        </w:rPr>
+        <w:t xml:space="preserve"> </w:t>
+      </w:r>
+      <w:proofErr w:type="spellStart"/>
+      <w:r>
+        <w:rPr>
+          <w:lang w:val="en-US"/>
+        </w:rPr>
+        <w:t>en</w:t>
+      </w:r>
+      <w:proofErr w:type="spellEnd"/>
+      <w:r>
+        <w:rPr>
+          <w:lang w:val="en-US"/>
+        </w:rPr>
+        <w:t xml:space="preserve"> </w:t>
+      </w:r>
+      <w:proofErr w:type="spellStart"/>
+      <w:r>
+        <w:rPr>
+          <w:lang w:val="en-US"/>
+        </w:rPr>
+        <w:t>perfil</w:t>
+      </w:r>
+      <w:proofErr w:type="spellEnd"/>
+      <w:r>
+        <w:rPr>
+          <w:lang w:val="en-US"/>
+        </w:rPr>
+        <w:t xml:space="preserve">]. </w:t>
+      </w:r>
+      <w:proofErr w:type="spellStart"/>
+      <w:r>
+        <w:rPr>
+          <w:lang w:val="en-US"/>
+        </w:rPr>
+        <w:t>Linkedin</w:t>
+      </w:r>
+      <w:proofErr w:type="spellEnd"/>
+      <w:r>
+        <w:rPr>
+          <w:lang w:val="en-US"/>
+        </w:rPr>
+        <w:t xml:space="preserve">. </w:t>
+      </w:r>
+    </w:p>
+    <w:p>
+      <w:proofErr w:type="spellStart"/>
+      <w:r>
+        <w:rPr>
+          <w:lang w:val="en-US"/>
+        </w:rPr>
         <w:t>eZee</w:t>
       </w:r>
       <w:proofErr w:type="spellEnd"/>
       <w:r>
-        <w:t xml:space="preserve"> </w:t>
+        <w:rPr>
+          <w:lang w:val="en-US"/>
+        </w:rPr>
+        <w:t xml:space="preserve"> Technosys Pvt. Ltd. (</w:t>
       </w:r>
       <w:proofErr w:type="spellStart"/>
       <w:r>
-        <w:t>Technosys</w:t>
+        <w:rPr>
+          <w:lang w:val="en-US"/>
+        </w:rPr>
+        <w:t>s.f</w:t>
       </w:r>
       <w:proofErr w:type="spellEnd"/>
       <w:r>
-        <w:t xml:space="preserve"> </w:t>
+        <w:rPr>
+          <w:lang w:val="en-US"/>
+        </w:rPr>
+        <w:t xml:space="preserve">) </w:t>
+      </w:r>
+      <w:r>
+        <w:rPr>
+          <w:rStyle w:val="Extranjerismo"/>
+        </w:rPr>
+        <w:t xml:space="preserve">How to Assign Bookings/Rooms in </w:t>
       </w:r>
       <w:proofErr w:type="spellStart"/>
       <w:r>
-        <w:t>Pvt</w:t>
+        <w:rPr>
+          <w:rStyle w:val="Extranjerismo"/>
+        </w:rPr>
+        <w:t>eZee</w:t>
       </w:r>
       <w:proofErr w:type="spellEnd"/>
       <w:r>
-        <w:t>. Ltd. (</w:t>
-      </w:r>
-      <w:proofErr w:type="spellStart"/>
-      <w:r>
-        <w:t>s.f</w:t>
-      </w:r>
-      <w:proofErr w:type="spellEnd"/>
-      <w:r>
-        <w:t xml:space="preserve">) </w:t>
-      </w:r>
-      <w:r>
         <w:rPr>
           <w:rStyle w:val="Extranjerismo"/>
         </w:rPr>
-        <w:t xml:space="preserve">How to Assign Bookings/Rooms in </w:t>
-      </w:r>
-      <w:proofErr w:type="spellStart"/>
-      <w:r>
-        <w:rPr>
-          <w:rStyle w:val="Extranjerismo"/>
-        </w:rPr>
-        <w:t>eZee</w:t>
-      </w:r>
-      <w:proofErr w:type="spellEnd"/>
-      <w:r>
-        <w:rPr>
-          <w:rStyle w:val="Extranjerismo"/>
-        </w:rPr>
         <w:t xml:space="preserve"> Absolute</w:t>
       </w:r>
       <w:r>
-        <w:t xml:space="preserve">. [Video] </w:t>
+        <w:rPr>
+          <w:lang w:val="en-US"/>
+        </w:rPr>
+        <w:t xml:space="preserve">. </w:t>
+      </w:r>
+      <w:r>
+        <w:t xml:space="preserve">[Video] </w:t>
       </w:r>
       <w:hyperlink r:id="rId22" w:history="1">
         <w:r>
@@ -10446,6 +11093,11 @@
       </w:hyperlink>
     </w:p>
     <w:p>
+      <w:pPr>
+        <w:rPr>
+          <w:lang w:val="en-US"/>
+        </w:rPr>
+      </w:pPr>
       <w:proofErr w:type="spellStart"/>
       <w:r>
         <w:t>Kasavana</w:t>
@@ -10469,11 +11121,22 @@
         <w:t>Managing computers in the hospitality industry</w:t>
       </w:r>
       <w:r>
+        <w:rPr>
+          <w:lang w:val="en-US"/>
+        </w:rPr>
         <w:t xml:space="preserve">. AHLEI. </w:t>
       </w:r>
     </w:p>
     <w:p>
-      <w:r>
+      <w:pPr>
+        <w:rPr>
+          <w:lang w:val="en-US"/>
+        </w:rPr>
+      </w:pPr>
+      <w:r>
+        <w:rPr>
+          <w:lang w:val="en-US"/>
+        </w:rPr>
         <w:t xml:space="preserve">Kotler, P., Bowen, J., &amp; Makens, J. (2017). </w:t>
       </w:r>
       <w:r>
@@ -10483,12 +11146,23 @@
         <w:t>Marketing for hospitality and tourism</w:t>
       </w:r>
       <w:r>
+        <w:rPr>
+          <w:lang w:val="en-US"/>
+        </w:rPr>
         <w:t xml:space="preserve"> (7th ed.). </w:t>
       </w:r>
     </w:p>
     <w:p>
       <w:r>
-        <w:t xml:space="preserve">Marrero, F. J. (2016, Noviembre 1). Glosario de términos hoteleros, turísticos y relacionados. Obtenido de Hosteltur: </w:t>
+        <w:t xml:space="preserve">Marrero, F. J. (2016, </w:t>
+      </w:r>
+      <w:proofErr w:type="gramStart"/>
+      <w:r>
+        <w:t>Noviembre</w:t>
+      </w:r>
+      <w:proofErr w:type="gramEnd"/>
+      <w:r>
+        <w:t xml:space="preserve"> 1). Glosario de términos hoteleros, turísticos y relacionados. Obtenido de Hosteltur: </w:t>
       </w:r>
       <w:hyperlink r:id="rId24" w:history="1">
         <w:r>
@@ -10506,8 +11180,41 @@
       </w:r>
     </w:p>
     <w:p>
-      <w:r>
-        <w:t xml:space="preserve">Oracle Corporation. (s.f.). </w:t>
+      <w:pPr>
+        <w:rPr>
+          <w:lang w:val="en-US"/>
+        </w:rPr>
+      </w:pPr>
+      <w:r>
+        <w:t xml:space="preserve">Oracle </w:t>
+      </w:r>
+      <w:proofErr w:type="spellStart"/>
+      <w:r>
+        <w:t>Corporation</w:t>
+      </w:r>
+      <w:proofErr w:type="spellEnd"/>
+      <w:r>
+        <w:t xml:space="preserve">. </w:t>
+      </w:r>
+      <w:r>
+        <w:rPr>
+          <w:lang w:val="en-US"/>
+        </w:rPr>
+        <w:t>(</w:t>
+      </w:r>
+      <w:proofErr w:type="spellStart"/>
+      <w:r>
+        <w:rPr>
+          <w:lang w:val="en-US"/>
+        </w:rPr>
+        <w:t>s.f.</w:t>
+      </w:r>
+      <w:proofErr w:type="spellEnd"/>
+      <w:r>
+        <w:rPr>
+          <w:lang w:val="en-US"/>
+        </w:rPr>
+        <w:t xml:space="preserve">). </w:t>
       </w:r>
       <w:r>
         <w:rPr>
@@ -10516,20 +11223,46 @@
         <w:t>Group Rooming List</w:t>
       </w:r>
       <w:r>
+        <w:rPr>
+          <w:lang w:val="en-US"/>
+        </w:rPr>
         <w:t xml:space="preserve">. oracle.com </w:t>
       </w:r>
       <w:hyperlink r:id="rId25" w:history="1">
         <w:r>
           <w:rPr>
             <w:rStyle w:val="Hipervnculo"/>
+            <w:lang w:val="en-US"/>
           </w:rPr>
           <w:t>https://docs.oracle.com/cd/E53547_01/opera_5_04_03_core_help/grprmlist_help.htm</w:t>
         </w:r>
       </w:hyperlink>
     </w:p>
     <w:p>
-      <w:r>
-        <w:t xml:space="preserve">Oracle Corporation. (s.f.). </w:t>
+      <w:pPr>
+        <w:rPr>
+          <w:lang w:val="en-US"/>
+        </w:rPr>
+      </w:pPr>
+      <w:r>
+        <w:rPr>
+          <w:lang w:val="en-US"/>
+        </w:rPr>
+        <w:t>Oracle Corporation. (</w:t>
+      </w:r>
+      <w:proofErr w:type="spellStart"/>
+      <w:r>
+        <w:rPr>
+          <w:lang w:val="en-US"/>
+        </w:rPr>
+        <w:t>s.f.</w:t>
+      </w:r>
+      <w:proofErr w:type="spellEnd"/>
+      <w:r>
+        <w:rPr>
+          <w:lang w:val="en-US"/>
+        </w:rPr>
+        <w:t xml:space="preserve">). </w:t>
       </w:r>
       <w:r>
         <w:rPr>
@@ -10538,12 +11271,16 @@
         <w:t>Waitlist Screen</w:t>
       </w:r>
       <w:r>
+        <w:rPr>
+          <w:lang w:val="en-US"/>
+        </w:rPr>
         <w:t xml:space="preserve">. oracle.com </w:t>
       </w:r>
       <w:hyperlink r:id="rId26" w:history="1">
         <w:r>
           <w:rPr>
             <w:rStyle w:val="Hipervnculo"/>
+            <w:lang w:val="en-US"/>
           </w:rPr>
           <w:t>https://docs.oracle.com/cd/E98457_01/opera_5_6_core_help/waitlist_options.htm</w:t>
         </w:r>
@@ -10565,7 +11302,7 @@
       <w:pPr>
         <w:pStyle w:val="Titulosgenerales"/>
       </w:pPr>
-      <w:bookmarkStart w:id="26" w:name="_Toc235520225"/>
+      <w:bookmarkStart w:id="26" w:name="_Toc237428271"/>
       <w:r>
         <w:lastRenderedPageBreak/>
         <w:t>Créditos</w:t>
@@ -10700,7 +11437,7 @@
                 <w:szCs w:val="28"/>
                 <w:lang w:val="es-CO"/>
               </w:rPr>
-              <w:t>Responsable Nacional Ecosistema de Recursos Educativos Digitales (RED) - Profesional 06</w:t>
+              <w:t>Profesional G06. Responsable Ecosistema Virtual de Recursos Educativos Digitales</w:t>
             </w:r>
           </w:p>
         </w:tc>
@@ -10771,7 +11508,7 @@
                 <w:szCs w:val="28"/>
                 <w:lang w:val="es-CO"/>
               </w:rPr>
-              <w:t xml:space="preserve">Responsable de línea de producción </w:t>
+              <w:t xml:space="preserve">Responsable de </w:t>
             </w:r>
             <w:r>
               <w:rPr>
@@ -10779,7 +11516,15 @@
                 <w:szCs w:val="28"/>
                 <w:lang w:val="es-CO"/>
               </w:rPr>
-              <w:t>Atlántico</w:t>
+              <w:t xml:space="preserve">la </w:t>
+            </w:r>
+            <w:r>
+              <w:rPr>
+                <w:sz w:val="28"/>
+                <w:szCs w:val="28"/>
+                <w:lang w:val="es-CO"/>
+              </w:rPr>
+              <w:t xml:space="preserve">línea de producción </w:t>
             </w:r>
           </w:p>
         </w:tc>
@@ -10876,7 +11621,23 @@
                 <w:szCs w:val="28"/>
                 <w:lang w:val="es-CO"/>
               </w:rPr>
-              <w:t>Centro de Servicios y Gestión Empresarial – Regional Antioquia</w:t>
+              <w:t xml:space="preserve">Centro de Servicios y Gestión Empresarial </w:t>
+            </w:r>
+            <w:r>
+              <w:rPr>
+                <w:sz w:val="28"/>
+                <w:szCs w:val="28"/>
+                <w:lang w:val="es-CO"/>
+              </w:rPr>
+              <w:t>-</w:t>
+            </w:r>
+            <w:r>
+              <w:rPr>
+                <w:sz w:val="28"/>
+                <w:szCs w:val="28"/>
+                <w:lang w:val="es-CO"/>
+              </w:rPr>
+              <w:t xml:space="preserve"> Regional Antioquia</w:t>
             </w:r>
           </w:p>
         </w:tc>
@@ -10895,13 +11656,23 @@
                 <w:lang w:val="es-CO"/>
               </w:rPr>
             </w:pPr>
+            <w:proofErr w:type="spellStart"/>
             <w:r>
               <w:rPr>
                 <w:sz w:val="28"/>
                 <w:szCs w:val="28"/>
                 <w:lang w:val="es-CO"/>
               </w:rPr>
-              <w:t>Harbey Castelblanco</w:t>
+              <w:t>Harbey</w:t>
+            </w:r>
+            <w:proofErr w:type="spellEnd"/>
+            <w:r>
+              <w:rPr>
+                <w:sz w:val="28"/>
+                <w:szCs w:val="28"/>
+                <w:lang w:val="es-CO"/>
+              </w:rPr>
+              <w:t xml:space="preserve"> Castelblanco</w:t>
             </w:r>
           </w:p>
         </w:tc>
@@ -11346,7 +12117,23 @@
                 <w:szCs w:val="28"/>
                 <w:lang w:val="es-CO"/>
               </w:rPr>
-              <w:t>Evaluador para contenidos inclusivos y accesibles</w:t>
+              <w:t xml:space="preserve">Evaluador </w:t>
+            </w:r>
+            <w:r>
+              <w:rPr>
+                <w:sz w:val="28"/>
+                <w:szCs w:val="28"/>
+                <w:lang w:val="es-CO"/>
+              </w:rPr>
+              <w:t>de</w:t>
+            </w:r>
+            <w:r>
+              <w:rPr>
+                <w:sz w:val="28"/>
+                <w:szCs w:val="28"/>
+                <w:lang w:val="es-CO"/>
+              </w:rPr>
+              <w:t xml:space="preserve"> contenidos inclusivos y accesibles</w:t>
             </w:r>
           </w:p>
         </w:tc>
@@ -11417,7 +12204,23 @@
                 <w:szCs w:val="28"/>
                 <w:lang w:val="es-CO"/>
               </w:rPr>
-              <w:t>Evaluador para contenidos inclusivos y accesibles</w:t>
+              <w:t xml:space="preserve">Evaluador </w:t>
+            </w:r>
+            <w:r>
+              <w:rPr>
+                <w:sz w:val="28"/>
+                <w:szCs w:val="28"/>
+                <w:lang w:val="es-CO"/>
+              </w:rPr>
+              <w:t>de</w:t>
+            </w:r>
+            <w:r>
+              <w:rPr>
+                <w:sz w:val="28"/>
+                <w:szCs w:val="28"/>
+                <w:lang w:val="es-CO"/>
+              </w:rPr>
+              <w:t xml:space="preserve"> contenidos inclusivos y accesibles</w:t>
             </w:r>
           </w:p>
         </w:tc>
@@ -11493,7 +12296,23 @@
                 <w:szCs w:val="28"/>
                 <w:lang w:val="es-CO"/>
               </w:rPr>
-              <w:t>Validador de recursos educativos digitales</w:t>
+              <w:t xml:space="preserve">Validador </w:t>
+            </w:r>
+            <w:r>
+              <w:rPr>
+                <w:sz w:val="28"/>
+                <w:szCs w:val="28"/>
+                <w:lang w:val="es-CO"/>
+              </w:rPr>
+              <w:t xml:space="preserve">y vinculador de </w:t>
+            </w:r>
+            <w:r>
+              <w:rPr>
+                <w:sz w:val="28"/>
+                <w:szCs w:val="28"/>
+                <w:lang w:val="es-CO"/>
+              </w:rPr>
+              <w:t>recursos educativos digitales</w:t>
             </w:r>
           </w:p>
         </w:tc>
@@ -11576,7 +12395,23 @@
                 <w:szCs w:val="28"/>
                 <w:lang w:val="es-CO"/>
               </w:rPr>
-              <w:t>Validador de recursos educativos digitales</w:t>
+              <w:t xml:space="preserve">Validador </w:t>
+            </w:r>
+            <w:r>
+              <w:rPr>
+                <w:sz w:val="28"/>
+                <w:szCs w:val="28"/>
+                <w:lang w:val="es-CO"/>
+              </w:rPr>
+              <w:t xml:space="preserve">y vinculador de </w:t>
+            </w:r>
+            <w:r>
+              <w:rPr>
+                <w:sz w:val="28"/>
+                <w:szCs w:val="28"/>
+                <w:lang w:val="es-CO"/>
+              </w:rPr>
+              <w:t>recursos educativos digitales</w:t>
             </w:r>
           </w:p>
         </w:tc>
@@ -17400,6 +18235,15 @@
 </file>
 
 <file path=customXml/item1.xml><?xml version="1.0" encoding="utf-8"?>
+<?mso-contentType ?>
+<FormTemplates xmlns="http://schemas.microsoft.com/sharepoint/v3/contenttype/forms">
+  <Display>DocumentLibraryForm</Display>
+  <Edit>DocumentLibraryForm</Edit>
+  <New>DocumentLibraryForm</New>
+</FormTemplates>
+</file>
+
+<file path=customXml/item2.xml><?xml version="1.0" encoding="utf-8"?>
 <p:properties xmlns:p="http://schemas.microsoft.com/office/2006/metadata/properties" xmlns:xsi="http://www.w3.org/2001/XMLSchema-instance" xmlns:pc="http://schemas.microsoft.com/office/infopath/2007/PartnerControls">
   <documentManagement>
     <TaxCatchAll xmlns="13c90a0b-73bc-4dc0-be5f-28d77b615beb" xsi:nil="true"/>
@@ -17410,20 +18254,7 @@
 </p:properties>
 </file>
 
-<file path=customXml/item2.xml><?xml version="1.0" encoding="utf-8"?>
-<?mso-contentType ?>
-<FormTemplates xmlns="http://schemas.microsoft.com/sharepoint/v3/contenttype/forms">
-  <Display>DocumentLibraryForm</Display>
-  <Edit>DocumentLibraryForm</Edit>
-  <New>DocumentLibraryForm</New>
-</FormTemplates>
-</file>
-
 <file path=customXml/item3.xml><?xml version="1.0" encoding="utf-8"?>
-<b:Sources xmlns:b="http://schemas.openxmlformats.org/officeDocument/2006/bibliography" xmlns="http://schemas.openxmlformats.org/officeDocument/2006/bibliography" SelectedStyle="\APASixthEditionOfficeOnline.xsl" StyleName="APA" Version="6"/>
-</file>
-
-<file path=customXml/item4.xml><?xml version="1.0" encoding="utf-8"?>
 <ct:contentTypeSchema xmlns:ct="http://schemas.microsoft.com/office/2006/metadata/contentType" xmlns:ma="http://schemas.microsoft.com/office/2006/metadata/properties/metaAttributes" ct:_="" ma:_="" ma:contentTypeName="Documento" ma:contentTypeID="0x0101006A81D6BD42E8DF4C91013959704817E1" ma:contentTypeVersion="15" ma:contentTypeDescription="Crear nuevo documento." ma:contentTypeScope="" ma:versionID="bf4f72ffd194f0963ff564daca6869f7">
   <xsd:schema xmlns:xsd="http://www.w3.org/2001/XMLSchema" xmlns:xs="http://www.w3.org/2001/XMLSchema" xmlns:p="http://schemas.microsoft.com/office/2006/metadata/properties" xmlns:ns2="13c90a0b-73bc-4dc0-be5f-28d77b615beb" xmlns:ns3="13c93bba-48ce-428c-bfe5-88b42c19b028" targetNamespace="http://schemas.microsoft.com/office/2006/metadata/properties" ma:root="true" ma:fieldsID="8718d6f4873a5b1392a45044efa78385" ns2:_="" ns3:_="">
     <xsd:import namespace="13c90a0b-73bc-4dc0-be5f-28d77b615beb"/>
@@ -17658,7 +18489,19 @@
 </ct:contentTypeSchema>
 </file>
 
+<file path=customXml/item4.xml><?xml version="1.0" encoding="utf-8"?>
+<b:Sources xmlns:b="http://schemas.openxmlformats.org/officeDocument/2006/bibliography" xmlns="http://schemas.openxmlformats.org/officeDocument/2006/bibliography" SelectedStyle="\APASixthEditionOfficeOnline.xsl" StyleName="APA" Version="6"/>
+</file>
+
 <file path=customXml/itemProps1.xml><?xml version="1.0" encoding="utf-8"?>
+<ds:datastoreItem xmlns:ds="http://schemas.openxmlformats.org/officeDocument/2006/customXml" ds:itemID="{10663269-2064-4804-8290-36D4A57F5557}">
+  <ds:schemaRefs>
+    <ds:schemaRef ds:uri="http://schemas.microsoft.com/sharepoint/v3/contenttype/forms"/>
+  </ds:schemaRefs>
+</ds:datastoreItem>
+</file>
+
+<file path=customXml/itemProps2.xml><?xml version="1.0" encoding="utf-8"?>
 <ds:datastoreItem xmlns:ds="http://schemas.openxmlformats.org/officeDocument/2006/customXml" ds:itemID="{1279454D-02BE-4A9C-A117-DCD1573E2608}">
   <ds:schemaRefs>
     <ds:schemaRef ds:uri="http://schemas.microsoft.com/office/2006/metadata/properties"/>
@@ -17669,23 +18512,7 @@
 </ds:datastoreItem>
 </file>
 
-<file path=customXml/itemProps2.xml><?xml version="1.0" encoding="utf-8"?>
-<ds:datastoreItem xmlns:ds="http://schemas.openxmlformats.org/officeDocument/2006/customXml" ds:itemID="{10663269-2064-4804-8290-36D4A57F5557}">
-  <ds:schemaRefs>
-    <ds:schemaRef ds:uri="http://schemas.microsoft.com/sharepoint/v3/contenttype/forms"/>
-  </ds:schemaRefs>
-</ds:datastoreItem>
-</file>
-
 <file path=customXml/itemProps3.xml><?xml version="1.0" encoding="utf-8"?>
-<ds:datastoreItem xmlns:ds="http://schemas.openxmlformats.org/officeDocument/2006/customXml" ds:itemID="{EAE431FD-7059-4C09-804B-C9D69EB7B213}">
-  <ds:schemaRefs>
-    <ds:schemaRef ds:uri="http://schemas.openxmlformats.org/officeDocument/2006/bibliography"/>
-  </ds:schemaRefs>
-</ds:datastoreItem>
-</file>
-
-<file path=customXml/itemProps4.xml><?xml version="1.0" encoding="utf-8"?>
 <ds:datastoreItem xmlns:ds="http://schemas.openxmlformats.org/officeDocument/2006/customXml" ds:itemID="{59065960-E0CA-4804-83B5-320CBCDCC160}">
   <ds:schemaRefs>
     <ds:schemaRef ds:uri="http://schemas.microsoft.com/office/2006/metadata/contentType"/>
@@ -17702,4 +18529,12 @@
     <ds:schemaRef ds:uri="http://schemas.microsoft.com/internal/obd"/>
   </ds:schemaRefs>
 </ds:datastoreItem>
+</file>
+
+<file path=customXml/itemProps4.xml><?xml version="1.0" encoding="utf-8"?>
+<ds:datastoreItem xmlns:ds="http://schemas.openxmlformats.org/officeDocument/2006/customXml" ds:itemID="{EAE431FD-7059-4C09-804B-C9D69EB7B213}">
+  <ds:schemaRefs>
+    <ds:schemaRef ds:uri="http://schemas.openxmlformats.org/officeDocument/2006/bibliography"/>
+  </ds:schemaRefs>
+</ds:datastoreItem>
 </file>